--- a/docs/FOYDALANISH_YORIQNOMA.docx
+++ b/docs/FOYDALANISH_YORIQNOMA.docx
@@ -2,7 +2,7 @@
 <file path=word/document.xml><?xml version="1.0" encoding="utf-8"?>
 <w:document xmlns:w="http://schemas.openxmlformats.org/wordprocessingml/2006/main" xmlns:m="http://schemas.openxmlformats.org/officeDocument/2006/math" xmlns:r="http://schemas.openxmlformats.org/officeDocument/2006/relationships" xmlns:o="urn:schemas-microsoft-com:office:office" xmlns:v="urn:schemas-microsoft-com:vml" xmlns:w10="urn:schemas-microsoft-com:office:word" xmlns:a="http://schemas.openxmlformats.org/drawingml/2006/main" xmlns:pic="http://schemas.openxmlformats.org/drawingml/2006/picture" xmlns:wp="http://schemas.openxmlformats.org/drawingml/2006/wordprocessingDrawing">
   <w:body>
-    <w:bookmarkStart w:id="30" w:name="Xdf5f8a4bad36f4e4bfa67a9025ca5db3ba90d36"/>
+    <w:bookmarkStart w:id="57" w:name="Xcdf0bf03c9fb34f18a83c0ae03cc8209dd9ff8d"/>
     <w:p>
       <w:pPr>
         <w:pStyle w:val="Heading1"/>
@@ -26,7 +26,7 @@
         <w:t xml:space="preserve"> </w:t>
       </w:r>
       <w:r>
-        <w:t xml:space="preserve">— Foydalanish yo‘riqnomasi</w:t>
+        <w:t xml:space="preserve">— To‘liq foydalanuvchi yo‘riqnomasi</w:t>
       </w:r>
     </w:p>
     <w:p>
@@ -40,16 +40,254 @@
         <w:br/>
       </w:r>
       <w:r>
-        <w:t xml:space="preserve">Tizim: Dashboard (Veb)</w:t>
-      </w:r>
-    </w:p>
-    <w:bookmarkStart w:id="20" w:name="kirish-va-umumiy-tushuncha"/>
+        <w:t xml:space="preserve">Tizimlar: Dashboard (Veb) + Telegram bot</w:t>
+      </w:r>
+    </w:p>
+    <w:p>
+      <w:pPr>
+        <w:pStyle w:val="BodyText"/>
+      </w:pPr>
+      <w:r>
+        <w:t xml:space="preserve">Bu hujjat</w:t>
+      </w:r>
+      <w:r>
+        <w:t xml:space="preserve"> </w:t>
+      </w:r>
+      <w:r>
+        <w:t xml:space="preserve">“</w:t>
+      </w:r>
+      <w:r>
+        <w:t xml:space="preserve">Hatirchi</w:t>
+      </w:r>
+      <w:r>
+        <w:t xml:space="preserve">”</w:t>
+      </w:r>
+      <w:r>
+        <w:t xml:space="preserve"> </w:t>
+      </w:r>
+      <w:r>
+        <w:t xml:space="preserve">loyihasining</w:t>
+      </w:r>
+      <w:r>
+        <w:t xml:space="preserve"> </w:t>
+      </w:r>
+      <w:r>
+        <w:rPr>
+          <w:bCs/>
+          <w:b/>
+        </w:rPr>
+        <w:t xml:space="preserve">barcha bo‘limlari</w:t>
+      </w:r>
+      <w:r>
+        <w:t xml:space="preserve"> </w:t>
+      </w:r>
+      <w:r>
+        <w:t xml:space="preserve">bo‘yicha (Topshiriqlar, Loyihalar, Murojaatlar, Chat, Analitika, AI yordamchi, Telegram bot, Sozlamalar, Foydalanuvchilar/Tashkilotlar)</w:t>
+      </w:r>
+      <w:r>
+        <w:t xml:space="preserve"> </w:t>
+      </w:r>
+      <w:r>
+        <w:rPr>
+          <w:bCs/>
+          <w:b/>
+        </w:rPr>
+        <w:t xml:space="preserve">professional, sodda va tushunarli</w:t>
+      </w:r>
+      <w:r>
+        <w:t xml:space="preserve"> </w:t>
+      </w:r>
+      <w:r>
+        <w:t xml:space="preserve">yo‘riqnoma hisoblanadi.</w:t>
+      </w:r>
+    </w:p>
+    <w:p>
+      <w:r>
+        <w:pict>
+          <v:rect style="width:0;height:1.5pt" o:hralign="center" o:hrstd="t" o:hr="t"/>
+        </w:pict>
+      </w:r>
+    </w:p>
+    <w:bookmarkStart w:id="20" w:name="mundarija-tezkor"/>
     <w:p>
       <w:pPr>
         <w:pStyle w:val="Heading2"/>
       </w:pPr>
       <w:r>
-        <w:t xml:space="preserve">1) Kirish va umumiy tushuncha</w:t>
+        <w:t xml:space="preserve">Mundarija (tezkor)</w:t>
+      </w:r>
+    </w:p>
+    <w:p>
+      <w:pPr>
+        <w:numPr>
+          <w:ilvl w:val="0"/>
+          <w:numId w:val="1001"/>
+        </w:numPr>
+        <w:pStyle w:val="Compact"/>
+      </w:pPr>
+      <w:r>
+        <w:t xml:space="preserve">Umumiy tushuncha va atamalar</w:t>
+      </w:r>
+      <w:r>
+        <w:br/>
+      </w:r>
+    </w:p>
+    <w:p>
+      <w:pPr>
+        <w:numPr>
+          <w:ilvl w:val="0"/>
+          <w:numId w:val="1001"/>
+        </w:numPr>
+        <w:pStyle w:val="Compact"/>
+      </w:pPr>
+      <w:r>
+        <w:t xml:space="preserve">Rollar va ruxsatlar (kim nima qiladi)</w:t>
+      </w:r>
+      <w:r>
+        <w:br/>
+      </w:r>
+    </w:p>
+    <w:p>
+      <w:pPr>
+        <w:numPr>
+          <w:ilvl w:val="0"/>
+          <w:numId w:val="1001"/>
+        </w:numPr>
+        <w:pStyle w:val="Compact"/>
+      </w:pPr>
+      <w:r>
+        <w:t xml:space="preserve">Dashboard bo‘limlari: nima uchun kerak</w:t>
+      </w:r>
+      <w:r>
+        <w:br/>
+      </w:r>
+    </w:p>
+    <w:p>
+      <w:pPr>
+        <w:numPr>
+          <w:ilvl w:val="0"/>
+          <w:numId w:val="1001"/>
+        </w:numPr>
+        <w:pStyle w:val="Compact"/>
+      </w:pPr>
+      <w:r>
+        <w:t xml:space="preserve">Fuqaro uchun: Telegram bot orqali murojaat yuborish (to‘liq)</w:t>
+      </w:r>
+      <w:r>
+        <w:br/>
+      </w:r>
+    </w:p>
+    <w:p>
+      <w:pPr>
+        <w:numPr>
+          <w:ilvl w:val="0"/>
+          <w:numId w:val="1001"/>
+        </w:numPr>
+        <w:pStyle w:val="Compact"/>
+      </w:pPr>
+      <w:r>
+        <w:t xml:space="preserve">Hokim / Hokim yordamchisi: kundalik ish oqimi (to‘liq)</w:t>
+      </w:r>
+      <w:r>
+        <w:br/>
+      </w:r>
+    </w:p>
+    <w:p>
+      <w:pPr>
+        <w:numPr>
+          <w:ilvl w:val="0"/>
+          <w:numId w:val="1001"/>
+        </w:numPr>
+        <w:pStyle w:val="Compact"/>
+      </w:pPr>
+      <w:r>
+        <w:t xml:space="preserve">Hokimlik mas’uli: topshiriq va murojaat oqimi</w:t>
+      </w:r>
+      <w:r>
+        <w:br/>
+      </w:r>
+    </w:p>
+    <w:p>
+      <w:pPr>
+        <w:numPr>
+          <w:ilvl w:val="0"/>
+          <w:numId w:val="1001"/>
+        </w:numPr>
+        <w:pStyle w:val="Compact"/>
+      </w:pPr>
+      <w:r>
+        <w:t xml:space="preserve">Tashkilot rahbari / mas’uli: ijro, hisobot, chat</w:t>
+      </w:r>
+      <w:r>
+        <w:br/>
+      </w:r>
+    </w:p>
+    <w:p>
+      <w:pPr>
+        <w:numPr>
+          <w:ilvl w:val="0"/>
+          <w:numId w:val="1001"/>
+        </w:numPr>
+        <w:pStyle w:val="Compact"/>
+      </w:pPr>
+      <w:r>
+        <w:t xml:space="preserve">Admin: tizim boshqaruvi (foydalanuvchi, tashkilot, bot)</w:t>
+      </w:r>
+      <w:r>
+        <w:br/>
+      </w:r>
+    </w:p>
+    <w:p>
+      <w:pPr>
+        <w:numPr>
+          <w:ilvl w:val="0"/>
+          <w:numId w:val="1001"/>
+        </w:numPr>
+        <w:pStyle w:val="Compact"/>
+      </w:pPr>
+      <w:r>
+        <w:t xml:space="preserve">Qoidalar va standartlar (deadline, prioritet, hujjatlar)</w:t>
+      </w:r>
+      <w:r>
+        <w:br/>
+      </w:r>
+    </w:p>
+    <w:p>
+      <w:pPr>
+        <w:numPr>
+          <w:ilvl w:val="0"/>
+          <w:numId w:val="1001"/>
+        </w:numPr>
+        <w:pStyle w:val="Compact"/>
+      </w:pPr>
+      <w:r>
+        <w:t xml:space="preserve">FAQ va troubleshooting</w:t>
+      </w:r>
+    </w:p>
+    <w:p>
+      <w:r>
+        <w:pict>
+          <v:rect style="width:0;height:1.5pt" o:hralign="center" o:hrstd="t" o:hr="t"/>
+        </w:pict>
+      </w:r>
+    </w:p>
+    <w:bookmarkEnd w:id="20"/>
+    <w:bookmarkStart w:id="23" w:name="umumiy-tushuncha-va-atamalar"/>
+    <w:p>
+      <w:pPr>
+        <w:pStyle w:val="Heading2"/>
+      </w:pPr>
+      <w:r>
+        <w:t xml:space="preserve">1) Umumiy tushuncha va atamalar</w:t>
+      </w:r>
+    </w:p>
+    <w:bookmarkStart w:id="21" w:name="tizim-nimaga-xizmat-qiladi"/>
+    <w:p>
+      <w:pPr>
+        <w:pStyle w:val="Heading3"/>
+      </w:pPr>
+      <w:r>
+        <w:t xml:space="preserve">1.1) Tizim nimaga xizmat qiladi?</w:t>
       </w:r>
     </w:p>
     <w:p>
@@ -69,41 +307,233 @@
         <w:t xml:space="preserve"> </w:t>
       </w:r>
       <w:r>
-        <w:t xml:space="preserve">tizimi hokimlik va tashkilotlar kesimida:</w:t>
-      </w:r>
-      <w:r>
-        <w:t xml:space="preserve"> </w:t>
-      </w:r>
-      <w:r>
-        <w:t xml:space="preserve">- topshiriqlarni yaratish va nazorat qilish,</w:t>
-      </w:r>
-      <w:r>
-        <w:t xml:space="preserve"> </w:t>
-      </w:r>
-      <w:r>
-        <w:t xml:space="preserve">- ijro holatini kuzatish,</w:t>
-      </w:r>
-      <w:r>
-        <w:t xml:space="preserve"> </w:t>
-      </w:r>
-      <w:r>
-        <w:t xml:space="preserve">- hisobot/ilovalar (fayllar) bilan ishlash,</w:t>
-      </w:r>
-      <w:r>
-        <w:t xml:space="preserve"> </w:t>
-      </w:r>
-      <w:r>
-        <w:t xml:space="preserve">- AI yordamchi orqali tezkor tahlil va yordamchi avtomatlashtirish</w:t>
-      </w:r>
-      <w:r>
-        <w:t xml:space="preserve"> </w:t>
-      </w:r>
-      <w:r>
-        <w:t xml:space="preserve">uchun mo‘ljallangan.</w:t>
-      </w:r>
-    </w:p>
-    <w:bookmarkEnd w:id="20"/>
-    <w:bookmarkStart w:id="21" w:name="rollar-va-ruxsatlar-kim-nima-qila-oladi"/>
+        <w:t xml:space="preserve">— hokimlik va tashkilotlar o‘rtasida:</w:t>
+      </w:r>
+      <w:r>
+        <w:t xml:space="preserve"> </w:t>
+      </w:r>
+      <w:r>
+        <w:t xml:space="preserve">-</w:t>
+      </w:r>
+      <w:r>
+        <w:t xml:space="preserve"> </w:t>
+      </w:r>
+      <w:r>
+        <w:rPr>
+          <w:bCs/>
+          <w:b/>
+        </w:rPr>
+        <w:t xml:space="preserve">topshiriq berish → ijro → hisobot → yopish</w:t>
+      </w:r>
+      <w:r>
+        <w:t xml:space="preserve"> </w:t>
+      </w:r>
+      <w:r>
+        <w:t xml:space="preserve">zanjirini,</w:t>
+      </w:r>
+      <w:r>
+        <w:t xml:space="preserve"> </w:t>
+      </w:r>
+      <w:r>
+        <w:t xml:space="preserve">-</w:t>
+      </w:r>
+      <w:r>
+        <w:t xml:space="preserve"> </w:t>
+      </w:r>
+      <w:r>
+        <w:rPr>
+          <w:bCs/>
+          <w:b/>
+        </w:rPr>
+        <w:t xml:space="preserve">fuqarolar murojaati (Telegram bot)</w:t>
+      </w:r>
+      <w:r>
+        <w:t xml:space="preserve"> </w:t>
+      </w:r>
+      <w:r>
+        <w:t xml:space="preserve">oqimini,</w:t>
+      </w:r>
+      <w:r>
+        <w:t xml:space="preserve"> </w:t>
+      </w:r>
+      <w:r>
+        <w:t xml:space="preserve">-</w:t>
+      </w:r>
+      <w:r>
+        <w:t xml:space="preserve"> </w:t>
+      </w:r>
+      <w:r>
+        <w:rPr>
+          <w:bCs/>
+          <w:b/>
+        </w:rPr>
+        <w:t xml:space="preserve">real-time chat</w:t>
+      </w:r>
+      <w:r>
+        <w:t xml:space="preserve"> </w:t>
+      </w:r>
+      <w:r>
+        <w:t xml:space="preserve">va bildirishnomalarni,</w:t>
+      </w:r>
+      <w:r>
+        <w:t xml:space="preserve"> </w:t>
+      </w:r>
+      <w:r>
+        <w:t xml:space="preserve">-</w:t>
+      </w:r>
+      <w:r>
+        <w:t xml:space="preserve"> </w:t>
+      </w:r>
+      <w:r>
+        <w:rPr>
+          <w:bCs/>
+          <w:b/>
+        </w:rPr>
+        <w:t xml:space="preserve">AI yordamchi</w:t>
+      </w:r>
+      <w:r>
+        <w:t xml:space="preserve"> </w:t>
+      </w:r>
+      <w:r>
+        <w:t xml:space="preserve">orqali tezkor savol-javob / buyruqlarni</w:t>
+      </w:r>
+      <w:r>
+        <w:t xml:space="preserve"> </w:t>
+      </w:r>
+      <w:r>
+        <w:t xml:space="preserve">bir platformada boshqaradi.</w:t>
+      </w:r>
+    </w:p>
+    <w:bookmarkEnd w:id="21"/>
+    <w:bookmarkStart w:id="22" w:name="asosiy-atamalar"/>
+    <w:p>
+      <w:pPr>
+        <w:pStyle w:val="Heading3"/>
+      </w:pPr>
+      <w:r>
+        <w:t xml:space="preserve">1.2) Asosiy atamalar</w:t>
+      </w:r>
+    </w:p>
+    <w:p>
+      <w:pPr>
+        <w:numPr>
+          <w:ilvl w:val="0"/>
+          <w:numId w:val="1002"/>
+        </w:numPr>
+        <w:pStyle w:val="Compact"/>
+      </w:pPr>
+      <w:r>
+        <w:rPr>
+          <w:bCs/>
+          <w:b/>
+        </w:rPr>
+        <w:t xml:space="preserve">Topshiriq</w:t>
+      </w:r>
+      <w:r>
+        <w:t xml:space="preserve"> </w:t>
+      </w:r>
+      <w:r>
+        <w:t xml:space="preserve">— aniq ish vazifa; tashkilot(lar)ga biriktiriladi, muddat va ustuvorlikka ega.</w:t>
+      </w:r>
+    </w:p>
+    <w:p>
+      <w:pPr>
+        <w:numPr>
+          <w:ilvl w:val="0"/>
+          <w:numId w:val="1002"/>
+        </w:numPr>
+        <w:pStyle w:val="Compact"/>
+      </w:pPr>
+      <w:r>
+        <w:rPr>
+          <w:bCs/>
+          <w:b/>
+        </w:rPr>
+        <w:t xml:space="preserve">Murojaat</w:t>
+      </w:r>
+      <w:r>
+        <w:t xml:space="preserve"> </w:t>
+      </w:r>
+      <w:r>
+        <w:t xml:space="preserve">— fuqaroning Telegram bot orqali yuborgan arizasi/shikoyati/taklifi.</w:t>
+      </w:r>
+    </w:p>
+    <w:p>
+      <w:pPr>
+        <w:numPr>
+          <w:ilvl w:val="0"/>
+          <w:numId w:val="1002"/>
+        </w:numPr>
+        <w:pStyle w:val="Compact"/>
+      </w:pPr>
+      <w:r>
+        <w:rPr>
+          <w:bCs/>
+          <w:b/>
+        </w:rPr>
+        <w:t xml:space="preserve">Tashkilot</w:t>
+      </w:r>
+      <w:r>
+        <w:t xml:space="preserve"> </w:t>
+      </w:r>
+      <w:r>
+        <w:t xml:space="preserve">— ijrochi tomon (mas’ul idora/bo‘lim).</w:t>
+      </w:r>
+    </w:p>
+    <w:p>
+      <w:pPr>
+        <w:numPr>
+          <w:ilvl w:val="0"/>
+          <w:numId w:val="1002"/>
+        </w:numPr>
+        <w:pStyle w:val="Compact"/>
+      </w:pPr>
+      <w:r>
+        <w:rPr>
+          <w:bCs/>
+          <w:b/>
+        </w:rPr>
+        <w:t xml:space="preserve">Holat</w:t>
+      </w:r>
+      <w:r>
+        <w:t xml:space="preserve"> </w:t>
+      </w:r>
+      <w:r>
+        <w:t xml:space="preserve">— topshiriq/murojaatning jarayondagi bosqichi.</w:t>
+      </w:r>
+    </w:p>
+    <w:p>
+      <w:pPr>
+        <w:numPr>
+          <w:ilvl w:val="0"/>
+          <w:numId w:val="1002"/>
+        </w:numPr>
+        <w:pStyle w:val="Compact"/>
+      </w:pPr>
+      <w:r>
+        <w:rPr>
+          <w:bCs/>
+          <w:b/>
+        </w:rPr>
+        <w:t xml:space="preserve">Nazoratdan yechish</w:t>
+      </w:r>
+      <w:r>
+        <w:t xml:space="preserve"> </w:t>
+      </w:r>
+      <w:r>
+        <w:t xml:space="preserve">— topshiriqni yakuniy yopish (faqat Hokim).</w:t>
+      </w:r>
+    </w:p>
+    <w:p>
+      <w:r>
+        <w:pict>
+          <v:rect style="width:0;height:1.5pt" o:hralign="center" o:hrstd="t" o:hr="t"/>
+        </w:pict>
+      </w:r>
+    </w:p>
+    <w:bookmarkEnd w:id="22"/>
+    <w:bookmarkEnd w:id="23"/>
+    <w:bookmarkStart w:id="24" w:name="rollar-va-ruxsatlar-kim-nima-qila-oladi"/>
     <w:p>
       <w:pPr>
         <w:pStyle w:val="Heading2"/>
@@ -117,7 +547,7 @@
         <w:pStyle w:val="FirstParagraph"/>
       </w:pPr>
       <w:r>
-        <w:t xml:space="preserve">Quyidagi jadval amaliy ish jarayonlari bo‘yicha eng muhim farqlarni ko‘rsatadi.</w:t>
+        <w:t xml:space="preserve">Quyidagi jadval amaliy jarayon bo‘yicha eng muhim farqlarni ko‘rsatadi.</w:t>
       </w:r>
     </w:p>
     <w:tbl>
@@ -128,12 +558,13 @@
         <w:jc w:val="start"/>
       </w:tblPr>
       <w:tblGrid>
-        <w:gridCol w:w="1033"/>
-        <w:gridCol w:w="1377"/>
-        <w:gridCol w:w="1377"/>
-        <w:gridCol w:w="1377"/>
-        <w:gridCol w:w="1377"/>
-        <w:gridCol w:w="1377"/>
+        <w:gridCol w:w="880"/>
+        <w:gridCol w:w="1173"/>
+        <w:gridCol w:w="1173"/>
+        <w:gridCol w:w="1173"/>
+        <w:gridCol w:w="1173"/>
+        <w:gridCol w:w="1173"/>
+        <w:gridCol w:w="1173"/>
       </w:tblGrid>
       <w:tr>
         <w:trPr>
@@ -211,6 +642,18 @@
             </w:r>
           </w:p>
         </w:tc>
+        <w:tc>
+          <w:tcPr/>
+          <w:p>
+            <w:pPr>
+              <w:pStyle w:val="Compact"/>
+              <w:jc w:val="right"/>
+            </w:pPr>
+            <w:r>
+              <w:t xml:space="preserve">Admin</w:t>
+            </w:r>
+          </w:p>
+        </w:tc>
       </w:tr>
       <w:tr>
         <w:tc>
@@ -221,7 +664,7 @@
               <w:jc w:val="left"/>
             </w:pPr>
             <w:r>
-              <w:t xml:space="preserve">AI yordamchi</w:t>
+              <w:t xml:space="preserve">AI yordamchi (Chat)</w:t>
             </w:r>
           </w:p>
         </w:tc>
@@ -282,6 +725,18 @@
             </w:pPr>
             <w:r>
               <w:t xml:space="preserve">❌</w:t>
+            </w:r>
+          </w:p>
+        </w:tc>
+        <w:tc>
+          <w:tcPr/>
+          <w:p>
+            <w:pPr>
+              <w:pStyle w:val="Compact"/>
+              <w:jc w:val="right"/>
+            </w:pPr>
+            <w:r>
+              <w:t xml:space="preserve">✅</w:t>
             </w:r>
           </w:p>
         </w:tc>
@@ -359,6 +814,18 @@
             </w:r>
           </w:p>
         </w:tc>
+        <w:tc>
+          <w:tcPr/>
+          <w:p>
+            <w:pPr>
+              <w:pStyle w:val="Compact"/>
+              <w:jc w:val="right"/>
+            </w:pPr>
+            <w:r>
+              <w:t xml:space="preserve">✅</w:t>
+            </w:r>
+          </w:p>
+        </w:tc>
       </w:tr>
       <w:tr>
         <w:tc>
@@ -369,25 +836,7 @@
               <w:jc w:val="left"/>
             </w:pPr>
             <w:r>
-              <w:t xml:space="preserve">Topshiriqni</w:t>
-            </w:r>
-            <w:r>
-              <w:t xml:space="preserve"> </w:t>
-            </w:r>
-            <w:r>
-              <w:t xml:space="preserve">“</w:t>
-            </w:r>
-            <w:r>
-              <w:t xml:space="preserve">nazoratdan yechish</w:t>
-            </w:r>
-            <w:r>
-              <w:t xml:space="preserve">”</w:t>
-            </w:r>
-            <w:r>
-              <w:t xml:space="preserve"> </w:t>
-            </w:r>
-            <w:r>
-              <w:t xml:space="preserve">(yakuniy yopish)</w:t>
+              <w:t xml:space="preserve">Nazoratdan yechish (yakuniy yopish)</w:t>
             </w:r>
           </w:p>
         </w:tc>
@@ -448,6 +897,18 @@
             </w:pPr>
             <w:r>
               <w:t xml:space="preserve">❌</w:t>
+            </w:r>
+          </w:p>
+        </w:tc>
+        <w:tc>
+          <w:tcPr/>
+          <w:p>
+            <w:pPr>
+              <w:pStyle w:val="Compact"/>
+              <w:jc w:val="right"/>
+            </w:pPr>
+            <w:r>
+              <w:t xml:space="preserve">✅ (texnik)</w:t>
             </w:r>
           </w:p>
         </w:tc>
@@ -461,7 +922,19 @@
               <w:jc w:val="left"/>
             </w:pPr>
             <w:r>
-              <w:t xml:space="preserve">Topshiriq ijrosi (qabul qilish, bajarish, hisobot)</w:t>
+              <w:t xml:space="preserve">Topshiriq ijrosi (hisobot, chat, holat)</w:t>
+            </w:r>
+          </w:p>
+        </w:tc>
+        <w:tc>
+          <w:tcPr/>
+          <w:p>
+            <w:pPr>
+              <w:pStyle w:val="Compact"/>
+              <w:jc w:val="right"/>
+            </w:pPr>
+            <w:r>
+              <w:t xml:space="preserve">✅</w:t>
             </w:r>
           </w:p>
         </w:tc>
@@ -535,7 +1008,7 @@
               <w:jc w:val="left"/>
             </w:pPr>
             <w:r>
-              <w:t xml:space="preserve">Foydalanuvchi boshqaruvi</w:t>
+              <w:t xml:space="preserve">Murojaatlar bilan ishlash</w:t>
             </w:r>
           </w:p>
         </w:tc>
@@ -559,43 +1032,55 @@
               <w:jc w:val="right"/>
             </w:pPr>
             <w:r>
-              <w:t xml:space="preserve">✅ (chegaralangan)</w:t>
-            </w:r>
-          </w:p>
-        </w:tc>
-        <w:tc>
-          <w:tcPr/>
-          <w:p>
-            <w:pPr>
-              <w:pStyle w:val="Compact"/>
-              <w:jc w:val="right"/>
-            </w:pPr>
-            <w:r>
-              <w:t xml:space="preserve">✅ (chegaralangan)</w:t>
-            </w:r>
-          </w:p>
-        </w:tc>
-        <w:tc>
-          <w:tcPr/>
-          <w:p>
-            <w:pPr>
-              <w:pStyle w:val="Compact"/>
-              <w:jc w:val="right"/>
-            </w:pPr>
-            <w:r>
-              <w:t xml:space="preserve">✅ (o‘z tashkiloti)</w:t>
-            </w:r>
-          </w:p>
-        </w:tc>
-        <w:tc>
-          <w:tcPr/>
-          <w:p>
-            <w:pPr>
-              <w:pStyle w:val="Compact"/>
-              <w:jc w:val="right"/>
-            </w:pPr>
-            <w:r>
-              <w:t xml:space="preserve">❌</w:t>
+              <w:t xml:space="preserve">✅</w:t>
+            </w:r>
+          </w:p>
+        </w:tc>
+        <w:tc>
+          <w:tcPr/>
+          <w:p>
+            <w:pPr>
+              <w:pStyle w:val="Compact"/>
+              <w:jc w:val="right"/>
+            </w:pPr>
+            <w:r>
+              <w:t xml:space="preserve">✅ (o‘z sohasi)</w:t>
+            </w:r>
+          </w:p>
+        </w:tc>
+        <w:tc>
+          <w:tcPr/>
+          <w:p>
+            <w:pPr>
+              <w:pStyle w:val="Compact"/>
+              <w:jc w:val="right"/>
+            </w:pPr>
+            <w:r>
+              <w:t xml:space="preserve">✅ (tegishlisi)</w:t>
+            </w:r>
+          </w:p>
+        </w:tc>
+        <w:tc>
+          <w:tcPr/>
+          <w:p>
+            <w:pPr>
+              <w:pStyle w:val="Compact"/>
+              <w:jc w:val="right"/>
+            </w:pPr>
+            <w:r>
+              <w:t xml:space="preserve">✅ (tegishlisi)</w:t>
+            </w:r>
+          </w:p>
+        </w:tc>
+        <w:tc>
+          <w:tcPr/>
+          <w:p>
+            <w:pPr>
+              <w:pStyle w:val="Compact"/>
+              <w:jc w:val="right"/>
+            </w:pPr>
+            <w:r>
+              <w:t xml:space="preserve">✅</w:t>
             </w:r>
           </w:p>
         </w:tc>
@@ -609,6 +1094,92 @@
               <w:jc w:val="left"/>
             </w:pPr>
             <w:r>
+              <w:t xml:space="preserve">Foydalanuvchi boshqaruvi</w:t>
+            </w:r>
+          </w:p>
+        </w:tc>
+        <w:tc>
+          <w:tcPr/>
+          <w:p>
+            <w:pPr>
+              <w:pStyle w:val="Compact"/>
+              <w:jc w:val="right"/>
+            </w:pPr>
+            <w:r>
+              <w:t xml:space="preserve">✅</w:t>
+            </w:r>
+          </w:p>
+        </w:tc>
+        <w:tc>
+          <w:tcPr/>
+          <w:p>
+            <w:pPr>
+              <w:pStyle w:val="Compact"/>
+              <w:jc w:val="right"/>
+            </w:pPr>
+            <w:r>
+              <w:t xml:space="preserve">✅ (chegaralangan)</w:t>
+            </w:r>
+          </w:p>
+        </w:tc>
+        <w:tc>
+          <w:tcPr/>
+          <w:p>
+            <w:pPr>
+              <w:pStyle w:val="Compact"/>
+              <w:jc w:val="right"/>
+            </w:pPr>
+            <w:r>
+              <w:t xml:space="preserve">✅ (chegaralangan)</w:t>
+            </w:r>
+          </w:p>
+        </w:tc>
+        <w:tc>
+          <w:tcPr/>
+          <w:p>
+            <w:pPr>
+              <w:pStyle w:val="Compact"/>
+              <w:jc w:val="right"/>
+            </w:pPr>
+            <w:r>
+              <w:t xml:space="preserve">✅ (o‘z tashkiloti)</w:t>
+            </w:r>
+          </w:p>
+        </w:tc>
+        <w:tc>
+          <w:tcPr/>
+          <w:p>
+            <w:pPr>
+              <w:pStyle w:val="Compact"/>
+              <w:jc w:val="right"/>
+            </w:pPr>
+            <w:r>
+              <w:t xml:space="preserve">❌</w:t>
+            </w:r>
+          </w:p>
+        </w:tc>
+        <w:tc>
+          <w:tcPr/>
+          <w:p>
+            <w:pPr>
+              <w:pStyle w:val="Compact"/>
+              <w:jc w:val="right"/>
+            </w:pPr>
+            <w:r>
+              <w:t xml:space="preserve">✅</w:t>
+            </w:r>
+          </w:p>
+        </w:tc>
+      </w:tr>
+      <w:tr>
+        <w:tc>
+          <w:tcPr/>
+          <w:p>
+            <w:pPr>
+              <w:pStyle w:val="Compact"/>
+              <w:jc w:val="left"/>
+            </w:pPr>
+            <w:r>
               <w:t xml:space="preserve">Tashkilot boshqaruvi</w:t>
             </w:r>
           </w:p>
@@ -670,6 +1241,104 @@
             </w:pPr>
             <w:r>
               <w:t xml:space="preserve">❌</w:t>
+            </w:r>
+          </w:p>
+        </w:tc>
+        <w:tc>
+          <w:tcPr/>
+          <w:p>
+            <w:pPr>
+              <w:pStyle w:val="Compact"/>
+              <w:jc w:val="right"/>
+            </w:pPr>
+            <w:r>
+              <w:t xml:space="preserve">✅</w:t>
+            </w:r>
+          </w:p>
+        </w:tc>
+      </w:tr>
+      <w:tr>
+        <w:tc>
+          <w:tcPr/>
+          <w:p>
+            <w:pPr>
+              <w:pStyle w:val="Compact"/>
+              <w:jc w:val="left"/>
+            </w:pPr>
+            <w:r>
+              <w:t xml:space="preserve">Telegram bot sozlamalari</w:t>
+            </w:r>
+          </w:p>
+        </w:tc>
+        <w:tc>
+          <w:tcPr/>
+          <w:p>
+            <w:pPr>
+              <w:pStyle w:val="Compact"/>
+              <w:jc w:val="right"/>
+            </w:pPr>
+            <w:r>
+              <w:t xml:space="preserve">✅</w:t>
+            </w:r>
+          </w:p>
+        </w:tc>
+        <w:tc>
+          <w:tcPr/>
+          <w:p>
+            <w:pPr>
+              <w:pStyle w:val="Compact"/>
+              <w:jc w:val="right"/>
+            </w:pPr>
+            <w:r>
+              <w:t xml:space="preserve">✅</w:t>
+            </w:r>
+          </w:p>
+        </w:tc>
+        <w:tc>
+          <w:tcPr/>
+          <w:p>
+            <w:pPr>
+              <w:pStyle w:val="Compact"/>
+              <w:jc w:val="right"/>
+            </w:pPr>
+            <w:r>
+              <w:t xml:space="preserve">✅</w:t>
+            </w:r>
+          </w:p>
+        </w:tc>
+        <w:tc>
+          <w:tcPr/>
+          <w:p>
+            <w:pPr>
+              <w:pStyle w:val="Compact"/>
+              <w:jc w:val="right"/>
+            </w:pPr>
+            <w:r>
+              <w:t xml:space="preserve">❌</w:t>
+            </w:r>
+          </w:p>
+        </w:tc>
+        <w:tc>
+          <w:tcPr/>
+          <w:p>
+            <w:pPr>
+              <w:pStyle w:val="Compact"/>
+              <w:jc w:val="right"/>
+            </w:pPr>
+            <w:r>
+              <w:t xml:space="preserve">❌</w:t>
+            </w:r>
+          </w:p>
+        </w:tc>
+        <w:tc>
+          <w:tcPr/>
+          <w:p>
+            <w:pPr>
+              <w:pStyle w:val="Compact"/>
+              <w:jc w:val="right"/>
+            </w:pPr>
+            <w:r>
+              <w:t xml:space="preserve">✅</w:t>
             </w:r>
           </w:p>
         </w:tc>
@@ -680,17 +1349,24 @@
         <w:pStyle w:val="BodyText"/>
       </w:pPr>
       <w:r>
-        <w:t xml:space="preserve">Eslatma: aniq cheklovlar tizimdagi permission’lar va sizga biriktirilgan soha/tashkilotga bog‘liq.</w:t>
-      </w:r>
-    </w:p>
-    <w:bookmarkEnd w:id="21"/>
-    <w:bookmarkStart w:id="23" w:name="topshiriq-yaratish-manual"/>
+        <w:t xml:space="preserve">Eslatma: real tizimda ko‘rinadigan tugmalar va bo‘limlar sizning rolingiz hamda biriktirilgan tashkilot/sohangizga ko‘ra avtomatik cheklanadi.</w:t>
+      </w:r>
+    </w:p>
+    <w:p>
+      <w:r>
+        <w:pict>
+          <v:rect style="width:0;height:1.5pt" o:hralign="center" o:hrstd="t" o:hr="t"/>
+        </w:pict>
+      </w:r>
+    </w:p>
+    <w:bookmarkEnd w:id="24"/>
+    <w:bookmarkStart w:id="29" w:name="dashboard-bolimlari-nima-uchun-kerak"/>
     <w:p>
       <w:pPr>
         <w:pStyle w:val="Heading2"/>
       </w:pPr>
       <w:r>
-        <w:t xml:space="preserve">3) Topshiriq yaratish (manual)</w:t>
+        <w:t xml:space="preserve">3) Dashboard bo‘limlari: nima uchun kerak?</w:t>
       </w:r>
     </w:p>
     <w:p>
@@ -698,311 +1374,7 @@
         <w:pStyle w:val="FirstParagraph"/>
       </w:pPr>
       <w:r>
-        <w:t xml:space="preserve">Topshiriq yaratish odatda</w:t>
-      </w:r>
-      <w:r>
-        <w:t xml:space="preserve"> </w:t>
-      </w:r>
-      <w:r>
-        <w:rPr>
-          <w:rStyle w:val="VerbatimChar"/>
-        </w:rPr>
-        <w:t xml:space="preserve">Topshiriqlar</w:t>
-      </w:r>
-      <w:r>
-        <w:t xml:space="preserve"> </w:t>
-      </w:r>
-      <w:r>
-        <w:t xml:space="preserve">bo‘limidan amalga oshiriladi.</w:t>
-      </w:r>
-    </w:p>
-    <w:p>
-      <w:pPr>
-        <w:numPr>
-          <w:ilvl w:val="0"/>
-          <w:numId w:val="1001"/>
-        </w:numPr>
-        <w:pStyle w:val="Compact"/>
-      </w:pPr>
-      <w:r>
-        <w:rPr>
-          <w:rStyle w:val="VerbatimChar"/>
-        </w:rPr>
-        <w:t xml:space="preserve">Topshiriqlar</w:t>
-      </w:r>
-      <w:r>
-        <w:t xml:space="preserve"> </w:t>
-      </w:r>
-      <w:r>
-        <w:t xml:space="preserve">→</w:t>
-      </w:r>
-      <w:r>
-        <w:t xml:space="preserve"> </w:t>
-      </w:r>
-      <w:r>
-        <w:rPr>
-          <w:rStyle w:val="VerbatimChar"/>
-        </w:rPr>
-        <w:t xml:space="preserve">Yangi topshiriq</w:t>
-      </w:r>
-      <w:r>
-        <w:t xml:space="preserve"> </w:t>
-      </w:r>
-      <w:r>
-        <w:t xml:space="preserve">(yoki telefonda pastki paneldagi tugma).</w:t>
-      </w:r>
-    </w:p>
-    <w:p>
-      <w:pPr>
-        <w:numPr>
-          <w:ilvl w:val="0"/>
-          <w:numId w:val="1001"/>
-        </w:numPr>
-        <w:pStyle w:val="Compact"/>
-      </w:pPr>
-      <w:r>
-        <w:t xml:space="preserve">Maydonlarni to‘ldiring:</w:t>
-      </w:r>
-    </w:p>
-    <w:p>
-      <w:pPr>
-        <w:numPr>
-          <w:ilvl w:val="1"/>
-          <w:numId w:val="1002"/>
-        </w:numPr>
-        <w:pStyle w:val="Compact"/>
-      </w:pPr>
-      <w:r>
-        <w:rPr>
-          <w:bCs/>
-          <w:b/>
-        </w:rPr>
-        <w:t xml:space="preserve">Topshiriq nomi</w:t>
-      </w:r>
-      <w:r>
-        <w:t xml:space="preserve"> </w:t>
-      </w:r>
-      <w:r>
-        <w:t xml:space="preserve">(majburiy)</w:t>
-      </w:r>
-    </w:p>
-    <w:p>
-      <w:pPr>
-        <w:numPr>
-          <w:ilvl w:val="1"/>
-          <w:numId w:val="1002"/>
-        </w:numPr>
-        <w:pStyle w:val="Compact"/>
-      </w:pPr>
-      <w:r>
-        <w:rPr>
-          <w:bCs/>
-          <w:b/>
-        </w:rPr>
-        <w:t xml:space="preserve">Tafsilotlar</w:t>
-      </w:r>
-      <w:r>
-        <w:t xml:space="preserve"> </w:t>
-      </w:r>
-      <w:r>
-        <w:t xml:space="preserve">(majburiy)</w:t>
-      </w:r>
-    </w:p>
-    <w:p>
-      <w:pPr>
-        <w:numPr>
-          <w:ilvl w:val="1"/>
-          <w:numId w:val="1002"/>
-        </w:numPr>
-        <w:pStyle w:val="Compact"/>
-      </w:pPr>
-      <w:r>
-        <w:rPr>
-          <w:bCs/>
-          <w:b/>
-        </w:rPr>
-        <w:t xml:space="preserve">Muhimlik darajasi</w:t>
-      </w:r>
-      <w:r>
-        <w:t xml:space="preserve"> </w:t>
-      </w:r>
-      <w:r>
-        <w:t xml:space="preserve">(deadline hisoblashga ta’sir qiladi)</w:t>
-      </w:r>
-    </w:p>
-    <w:p>
-      <w:pPr>
-        <w:numPr>
-          <w:ilvl w:val="1"/>
-          <w:numId w:val="1002"/>
-        </w:numPr>
-        <w:pStyle w:val="Compact"/>
-      </w:pPr>
-      <w:r>
-        <w:rPr>
-          <w:bCs/>
-          <w:b/>
-        </w:rPr>
-        <w:t xml:space="preserve">Soha</w:t>
-      </w:r>
-    </w:p>
-    <w:p>
-      <w:pPr>
-        <w:numPr>
-          <w:ilvl w:val="1"/>
-          <w:numId w:val="1002"/>
-        </w:numPr>
-        <w:pStyle w:val="Compact"/>
-      </w:pPr>
-      <w:r>
-        <w:rPr>
-          <w:bCs/>
-          <w:b/>
-        </w:rPr>
-        <w:t xml:space="preserve">Tashkilotlar</w:t>
-      </w:r>
-      <w:r>
-        <w:t xml:space="preserve"> </w:t>
-      </w:r>
-      <w:r>
-        <w:t xml:space="preserve">(kamida 1 ta)</w:t>
-      </w:r>
-    </w:p>
-    <w:p>
-      <w:pPr>
-        <w:numPr>
-          <w:ilvl w:val="1"/>
-          <w:numId w:val="1002"/>
-        </w:numPr>
-        <w:pStyle w:val="Compact"/>
-      </w:pPr>
-      <w:r>
-        <w:rPr>
-          <w:bCs/>
-          <w:b/>
-        </w:rPr>
-        <w:t xml:space="preserve">Muddat</w:t>
-      </w:r>
-      <w:r>
-        <w:t xml:space="preserve"> </w:t>
-      </w:r>
-      <w:r>
-        <w:t xml:space="preserve">(takrorlanuvchi bo‘lmasa)</w:t>
-      </w:r>
-    </w:p>
-    <w:p>
-      <w:pPr>
-        <w:numPr>
-          <w:ilvl w:val="0"/>
-          <w:numId w:val="1001"/>
-        </w:numPr>
-        <w:pStyle w:val="Compact"/>
-      </w:pPr>
-      <w:r>
-        <w:rPr>
-          <w:rStyle w:val="VerbatimChar"/>
-        </w:rPr>
-        <w:t xml:space="preserve">Saqlash</w:t>
-      </w:r>
-      <w:r>
-        <w:t xml:space="preserve"> </w:t>
-      </w:r>
-      <w:r>
-        <w:t xml:space="preserve">/</w:t>
-      </w:r>
-      <w:r>
-        <w:t xml:space="preserve"> </w:t>
-      </w:r>
-      <w:r>
-        <w:rPr>
-          <w:rStyle w:val="VerbatimChar"/>
-        </w:rPr>
-        <w:t xml:space="preserve">Yaratish</w:t>
-      </w:r>
-      <w:r>
-        <w:t xml:space="preserve"> </w:t>
-      </w:r>
-      <w:r>
-        <w:t xml:space="preserve">tugmasi orqali yakunlang.</w:t>
-      </w:r>
-    </w:p>
-    <w:bookmarkStart w:id="22" w:name="tashkilot-tanlash-qoidasi"/>
-    <w:p>
-      <w:pPr>
-        <w:pStyle w:val="Heading3"/>
-      </w:pPr>
-      <w:r>
-        <w:t xml:space="preserve">3.1) Tashkilot tanlash qoidasi</w:t>
-      </w:r>
-    </w:p>
-    <w:p>
-      <w:pPr>
-        <w:pStyle w:val="FirstParagraph"/>
-      </w:pPr>
-      <w:r>
-        <w:t xml:space="preserve">Topshiriq</w:t>
-      </w:r>
-      <w:r>
-        <w:t xml:space="preserve"> </w:t>
-      </w:r>
-      <w:r>
-        <w:t xml:space="preserve">“</w:t>
-      </w:r>
-      <w:r>
-        <w:t xml:space="preserve">kim bajaradi</w:t>
-      </w:r>
-      <w:r>
-        <w:t xml:space="preserve">”</w:t>
-      </w:r>
-      <w:r>
-        <w:t xml:space="preserve"> </w:t>
-      </w:r>
-      <w:r>
-        <w:t xml:space="preserve">degan asosiy bog‘lanish — bu</w:t>
-      </w:r>
-      <w:r>
-        <w:t xml:space="preserve"> </w:t>
-      </w:r>
-      <w:r>
-        <w:rPr>
-          <w:bCs/>
-          <w:b/>
-        </w:rPr>
-        <w:t xml:space="preserve">tashkilot</w:t>
-      </w:r>
-      <w:r>
-        <w:t xml:space="preserve">. Shu sabab:</w:t>
-      </w:r>
-      <w:r>
-        <w:t xml:space="preserve"> </w:t>
-      </w:r>
-      <w:r>
-        <w:t xml:space="preserve">- kamida 1 ta tashkilot tanlanmasa topshiriq yaratilmaydi;</w:t>
-      </w:r>
-      <w:r>
-        <w:t xml:space="preserve"> </w:t>
-      </w:r>
-      <w:r>
-        <w:t xml:space="preserve">- tashkilotni qidiruv orqali topib tanlash mumkin.</w:t>
-      </w:r>
-    </w:p>
-    <w:bookmarkEnd w:id="22"/>
-    <w:bookmarkEnd w:id="23"/>
-    <w:bookmarkStart w:id="25" w:name="topshiriq-yaratish-audio-ai"/>
-    <w:p>
-      <w:pPr>
-        <w:pStyle w:val="Heading2"/>
-      </w:pPr>
-      <w:r>
-        <w:t xml:space="preserve">4) Topshiriq yaratish (audio + AI)</w:t>
-      </w:r>
-    </w:p>
-    <w:p>
-      <w:pPr>
-        <w:pStyle w:val="FirstParagraph"/>
-      </w:pPr>
-      <w:r>
-        <w:t xml:space="preserve">Hokim (yoki yaratish huquqi bor rol) uchun eng tezkor yo‘l:</w:t>
+        <w:t xml:space="preserve">Quyidagi bo‘limlar dashboard menyusida mavjud (rolga qarab):</w:t>
       </w:r>
     </w:p>
     <w:p>
@@ -1015,45 +1387,16 @@
       </w:pPr>
       <w:r>
         <w:rPr>
-          <w:rStyle w:val="VerbatimChar"/>
-        </w:rPr>
-        <w:t xml:space="preserve">Topshiriqlar</w:t>
-      </w:r>
-      <w:r>
-        <w:t xml:space="preserve"> </w:t>
-      </w:r>
-      <w:r>
-        <w:t xml:space="preserve">→</w:t>
-      </w:r>
-      <w:r>
-        <w:t xml:space="preserve"> </w:t>
-      </w:r>
-      <w:r>
-        <w:rPr>
-          <w:rStyle w:val="VerbatimChar"/>
-        </w:rPr>
-        <w:t xml:space="preserve">Audio orqali</w:t>
-      </w:r>
-      <w:r>
-        <w:t xml:space="preserve"> </w:t>
-      </w:r>
-      <w:r>
-        <w:t xml:space="preserve">(yoki yaratish dialogida</w:t>
-      </w:r>
-      <w:r>
-        <w:t xml:space="preserve"> </w:t>
-      </w:r>
-      <w:r>
-        <w:t xml:space="preserve">“</w:t>
-      </w:r>
-      <w:r>
-        <w:t xml:space="preserve">Audio yozish</w:t>
-      </w:r>
-      <w:r>
-        <w:t xml:space="preserve">”</w:t>
-      </w:r>
-      <w:r>
-        <w:t xml:space="preserve">).</w:t>
+          <w:bCs/>
+          <w:b/>
+        </w:rPr>
+        <w:t xml:space="preserve">Dashboard</w:t>
+      </w:r>
+      <w:r>
+        <w:t xml:space="preserve"> </w:t>
+      </w:r>
+      <w:r>
+        <w:t xml:space="preserve">— umumiy ko‘rsatkichlar va tezkor kirishlar.</w:t>
       </w:r>
     </w:p>
     <w:p>
@@ -1065,7 +1408,17 @@
         <w:pStyle w:val="Compact"/>
       </w:pPr>
       <w:r>
-        <w:t xml:space="preserve">Mikrofon tugmasini bosing va topshiriqni gapirib ayting.</w:t>
+        <w:rPr>
+          <w:bCs/>
+          <w:b/>
+        </w:rPr>
+        <w:t xml:space="preserve">Topshiriqlar</w:t>
+      </w:r>
+      <w:r>
+        <w:t xml:space="preserve"> </w:t>
+      </w:r>
+      <w:r>
+        <w:t xml:space="preserve">— yaratish, ijro, chat, hisobot, nazorat.</w:t>
       </w:r>
     </w:p>
     <w:p>
@@ -1077,43 +1430,17 @@
         <w:pStyle w:val="Compact"/>
       </w:pPr>
       <w:r>
-        <w:t xml:space="preserve">AI audio’ni matnga o‘giradi va maydonlarni avtomatik to‘ldiradi:</w:t>
-      </w:r>
-    </w:p>
-    <w:p>
-      <w:pPr>
-        <w:numPr>
-          <w:ilvl w:val="1"/>
-          <w:numId w:val="1004"/>
-        </w:numPr>
-        <w:pStyle w:val="Compact"/>
-      </w:pPr>
-      <w:r>
-        <w:t xml:space="preserve">nom, tafsilot, muhimlik, soha,</w:t>
-      </w:r>
-    </w:p>
-    <w:p>
-      <w:pPr>
-        <w:numPr>
-          <w:ilvl w:val="1"/>
-          <w:numId w:val="1004"/>
-        </w:numPr>
-        <w:pStyle w:val="Compact"/>
-      </w:pPr>
-      <w:r>
-        <w:t xml:space="preserve">tashkilot(lar),</w:t>
-      </w:r>
-    </w:p>
-    <w:p>
-      <w:pPr>
-        <w:numPr>
-          <w:ilvl w:val="1"/>
-          <w:numId w:val="1004"/>
-        </w:numPr>
-        <w:pStyle w:val="Compact"/>
-      </w:pPr>
-      <w:r>
-        <w:t xml:space="preserve">muddat (muhimlikdan kelib chiqib).</w:t>
+        <w:rPr>
+          <w:bCs/>
+          <w:b/>
+        </w:rPr>
+        <w:t xml:space="preserve">Loyihalar</w:t>
+      </w:r>
+      <w:r>
+        <w:t xml:space="preserve"> </w:t>
+      </w:r>
+      <w:r>
+        <w:t xml:space="preserve">— portfel, progress, kategoriya, tahrirlash (ruxsat bo‘lsa).</w:t>
       </w:r>
     </w:p>
     <w:p>
@@ -1125,7 +1452,17 @@
         <w:pStyle w:val="Compact"/>
       </w:pPr>
       <w:r>
-        <w:t xml:space="preserve">Tashkilotlar qismi to‘g‘ri tushganini tekshiring va kerak bo‘lsa qo‘lda tuzating.</w:t>
+        <w:rPr>
+          <w:bCs/>
+          <w:b/>
+        </w:rPr>
+        <w:t xml:space="preserve">Murojaatlar</w:t>
+      </w:r>
+      <w:r>
+        <w:t xml:space="preserve"> </w:t>
+      </w:r>
+      <w:r>
+        <w:t xml:space="preserve">— Telegram botdan kelgan murojaatlar ro‘yxati va ko‘rib chiqish.</w:t>
       </w:r>
     </w:p>
     <w:p>
@@ -1138,24 +1475,1254 @@
       </w:pPr>
       <w:r>
         <w:rPr>
+          <w:bCs/>
+          <w:b/>
+        </w:rPr>
+        <w:t xml:space="preserve">Chat</w:t>
+      </w:r>
+      <w:r>
+        <w:t xml:space="preserve"> </w:t>
+      </w:r>
+      <w:r>
+        <w:t xml:space="preserve">— tizim ichki muloqoti (agar yoqilgan).</w:t>
+      </w:r>
+    </w:p>
+    <w:p>
+      <w:pPr>
+        <w:numPr>
+          <w:ilvl w:val="0"/>
+          <w:numId w:val="1003"/>
+        </w:numPr>
+        <w:pStyle w:val="Compact"/>
+      </w:pPr>
+      <w:r>
+        <w:rPr>
+          <w:bCs/>
+          <w:b/>
+        </w:rPr>
+        <w:t xml:space="preserve">Bildirishnomalar</w:t>
+      </w:r>
+      <w:r>
+        <w:t xml:space="preserve"> </w:t>
+      </w:r>
+      <w:r>
+        <w:t xml:space="preserve">— yangiliklar, status o‘zgarishlari.</w:t>
+      </w:r>
+    </w:p>
+    <w:p>
+      <w:pPr>
+        <w:numPr>
+          <w:ilvl w:val="0"/>
+          <w:numId w:val="1003"/>
+        </w:numPr>
+        <w:pStyle w:val="Compact"/>
+      </w:pPr>
+      <w:r>
+        <w:rPr>
+          <w:bCs/>
+          <w:b/>
+        </w:rPr>
+        <w:t xml:space="preserve">Foydalanuvchilar</w:t>
+      </w:r>
+      <w:r>
+        <w:t xml:space="preserve"> </w:t>
+      </w:r>
+      <w:r>
+        <w:t xml:space="preserve">— xodimlar, rollar (ruxsat bo‘lsa).</w:t>
+      </w:r>
+    </w:p>
+    <w:p>
+      <w:pPr>
+        <w:numPr>
+          <w:ilvl w:val="0"/>
+          <w:numId w:val="1003"/>
+        </w:numPr>
+        <w:pStyle w:val="Compact"/>
+      </w:pPr>
+      <w:r>
+        <w:rPr>
+          <w:bCs/>
+          <w:b/>
+        </w:rPr>
+        <w:t xml:space="preserve">Tashkilotlar</w:t>
+      </w:r>
+      <w:r>
+        <w:t xml:space="preserve"> </w:t>
+      </w:r>
+      <w:r>
+        <w:t xml:space="preserve">— tashkilotlar ma’lumotlari va holati (ruxsat bo‘lsa).</w:t>
+      </w:r>
+    </w:p>
+    <w:p>
+      <w:pPr>
+        <w:numPr>
+          <w:ilvl w:val="0"/>
+          <w:numId w:val="1003"/>
+        </w:numPr>
+        <w:pStyle w:val="Compact"/>
+      </w:pPr>
+      <w:r>
+        <w:rPr>
+          <w:bCs/>
+          <w:b/>
+        </w:rPr>
+        <w:t xml:space="preserve">Analitika</w:t>
+      </w:r>
+      <w:r>
+        <w:t xml:space="preserve"> </w:t>
+      </w:r>
+      <w:r>
+        <w:t xml:space="preserve">— hisobotlar, grafiklar (ruxsat bo‘lsa).</w:t>
+      </w:r>
+    </w:p>
+    <w:p>
+      <w:pPr>
+        <w:numPr>
+          <w:ilvl w:val="0"/>
+          <w:numId w:val="1003"/>
+        </w:numPr>
+        <w:pStyle w:val="Compact"/>
+      </w:pPr>
+      <w:r>
+        <w:rPr>
+          <w:bCs/>
+          <w:b/>
+        </w:rPr>
+        <w:t xml:space="preserve">AI yordamchi</w:t>
+      </w:r>
+      <w:r>
+        <w:t xml:space="preserve"> </w:t>
+      </w:r>
+      <w:r>
+        <w:t xml:space="preserve">— tezkor savol-javob va ⚡ buyruqlar (faqat ayrim rollar).</w:t>
+      </w:r>
+    </w:p>
+    <w:p>
+      <w:pPr>
+        <w:numPr>
+          <w:ilvl w:val="0"/>
+          <w:numId w:val="1003"/>
+        </w:numPr>
+        <w:pStyle w:val="Compact"/>
+      </w:pPr>
+      <w:r>
+        <w:rPr>
+          <w:bCs/>
+          <w:b/>
+        </w:rPr>
+        <w:t xml:space="preserve">Telegram bot</w:t>
+      </w:r>
+      <w:r>
+        <w:t xml:space="preserve"> </w:t>
+      </w:r>
+      <w:r>
+        <w:t xml:space="preserve">— bot sozlamalari, hududlar, foydalanuvchilar, statistika (asosan Admin).</w:t>
+      </w:r>
+    </w:p>
+    <w:p>
+      <w:pPr>
+        <w:numPr>
+          <w:ilvl w:val="0"/>
+          <w:numId w:val="1003"/>
+        </w:numPr>
+        <w:pStyle w:val="Compact"/>
+      </w:pPr>
+      <w:r>
+        <w:rPr>
+          <w:bCs/>
+          <w:b/>
+        </w:rPr>
+        <w:t xml:space="preserve">Sozlamalar</w:t>
+      </w:r>
+      <w:r>
+        <w:t xml:space="preserve"> </w:t>
+      </w:r>
+      <w:r>
+        <w:t xml:space="preserve">— profil, xavfsizlik, bildirishnoma sozlamalari.</w:t>
+      </w:r>
+    </w:p>
+    <w:bookmarkStart w:id="25" w:name="topshiriqlar-bolimi-qisqacha"/>
+    <w:p>
+      <w:pPr>
+        <w:pStyle w:val="Heading3"/>
+      </w:pPr>
+      <w:r>
+        <w:t xml:space="preserve">3.1) Topshiriqlar bo‘limi (qisqacha)</w:t>
+      </w:r>
+    </w:p>
+    <w:p>
+      <w:pPr>
+        <w:pStyle w:val="FirstParagraph"/>
+      </w:pPr>
+      <w:r>
+        <w:t xml:space="preserve">Topshiriqlar bo‘limi ichida odatda:</w:t>
+      </w:r>
+      <w:r>
+        <w:t xml:space="preserve"> </w:t>
+      </w:r>
+      <w:r>
+        <w:t xml:space="preserve">- filtrlash (holat, tashkilot, muddat, qidiruv),</w:t>
+      </w:r>
+      <w:r>
+        <w:t xml:space="preserve"> </w:t>
+      </w:r>
+      <w:r>
+        <w:t xml:space="preserve">- topshiriq yaratish (manual yoki audio+AI),</w:t>
+      </w:r>
+      <w:r>
+        <w:t xml:space="preserve"> </w:t>
+      </w:r>
+      <w:r>
+        <w:t xml:space="preserve">- topshiriq detalida chat va ijro hisobotlari</w:t>
+      </w:r>
+      <w:r>
+        <w:t xml:space="preserve"> </w:t>
+      </w:r>
+      <w:r>
+        <w:t xml:space="preserve">amalga oshiriladi.</w:t>
+      </w:r>
+    </w:p>
+    <w:bookmarkEnd w:id="25"/>
+    <w:bookmarkStart w:id="26" w:name="loyihalar-bolimi-portfel"/>
+    <w:p>
+      <w:pPr>
+        <w:pStyle w:val="Heading3"/>
+      </w:pPr>
+      <w:r>
+        <w:t xml:space="preserve">3.2) Loyihalar bo‘limi (portfel)</w:t>
+      </w:r>
+    </w:p>
+    <w:p>
+      <w:pPr>
+        <w:pStyle w:val="FirstParagraph"/>
+      </w:pPr>
+      <w:r>
+        <w:rPr>
           <w:rStyle w:val="VerbatimChar"/>
         </w:rPr>
+        <w:t xml:space="preserve">Loyihalar</w:t>
+      </w:r>
+      <w:r>
+        <w:t xml:space="preserve"> </w:t>
+      </w:r>
+      <w:r>
+        <w:t xml:space="preserve">bo‘limi strategik portfelni ko‘rsatadi:</w:t>
+      </w:r>
+      <w:r>
+        <w:t xml:space="preserve"> </w:t>
+      </w:r>
+      <w:r>
+        <w:t xml:space="preserve">- kategoriya/kengaytma (mahalliy, xalqaro, driver),</w:t>
+      </w:r>
+      <w:r>
+        <w:t xml:space="preserve"> </w:t>
+      </w:r>
+      <w:r>
+        <w:t xml:space="preserve">- progress va resurs (byudjet/paket),</w:t>
+      </w:r>
+      <w:r>
+        <w:t xml:space="preserve"> </w:t>
+      </w:r>
+      <w:r>
+        <w:t xml:space="preserve">- (ruxsat bo‘lsa) yaratish/tahrirlash/arxivlash.</w:t>
+      </w:r>
+    </w:p>
+    <w:bookmarkEnd w:id="26"/>
+    <w:bookmarkStart w:id="27" w:name="analitika-bolimi"/>
+    <w:p>
+      <w:pPr>
+        <w:pStyle w:val="Heading3"/>
+      </w:pPr>
+      <w:r>
+        <w:t xml:space="preserve">3.3) Analitika bo‘limi</w:t>
+      </w:r>
+    </w:p>
+    <w:p>
+      <w:pPr>
+        <w:pStyle w:val="FirstParagraph"/>
+      </w:pPr>
+      <w:r>
+        <w:rPr>
+          <w:rStyle w:val="VerbatimChar"/>
+        </w:rPr>
+        <w:t xml:space="preserve">Analitika</w:t>
+      </w:r>
+      <w:r>
+        <w:t xml:space="preserve"> </w:t>
+      </w:r>
+      <w:r>
+        <w:t xml:space="preserve">bo‘limida:</w:t>
+      </w:r>
+      <w:r>
+        <w:t xml:space="preserve"> </w:t>
+      </w:r>
+      <w:r>
+        <w:t xml:space="preserve">- topshiriqlar holati va trendlar,</w:t>
+      </w:r>
+      <w:r>
+        <w:t xml:space="preserve"> </w:t>
+      </w:r>
+      <w:r>
+        <w:t xml:space="preserve">- kesimlar (tashkilot/soha bo‘yicha),</w:t>
+      </w:r>
+      <w:r>
+        <w:t xml:space="preserve"> </w:t>
+      </w:r>
+      <w:r>
+        <w:t xml:space="preserve">- eksport (agar yoqilgan bo‘lsa)</w:t>
+      </w:r>
+      <w:r>
+        <w:t xml:space="preserve"> </w:t>
+      </w:r>
+      <w:r>
+        <w:t xml:space="preserve">ko‘riladi.</w:t>
+      </w:r>
+    </w:p>
+    <w:bookmarkEnd w:id="27"/>
+    <w:bookmarkStart w:id="28" w:name="bildirishnomalar-va-sozlamalar"/>
+    <w:p>
+      <w:pPr>
+        <w:pStyle w:val="Heading3"/>
+      </w:pPr>
+      <w:r>
+        <w:t xml:space="preserve">3.4) Bildirishnomalar va Sozlamalar</w:t>
+      </w:r>
+    </w:p>
+    <w:p>
+      <w:pPr>
+        <w:numPr>
+          <w:ilvl w:val="0"/>
+          <w:numId w:val="1004"/>
+        </w:numPr>
+        <w:pStyle w:val="Compact"/>
+      </w:pPr>
+      <w:r>
+        <w:rPr>
+          <w:rStyle w:val="VerbatimChar"/>
+        </w:rPr>
+        <w:t xml:space="preserve">Bildirishnomalar</w:t>
+      </w:r>
+      <w:r>
+        <w:t xml:space="preserve"> </w:t>
+      </w:r>
+      <w:r>
+        <w:t xml:space="preserve">— status o‘zgarishi, yangi xabarlar va muhim alertlar.</w:t>
+      </w:r>
+    </w:p>
+    <w:p>
+      <w:pPr>
+        <w:numPr>
+          <w:ilvl w:val="0"/>
+          <w:numId w:val="1004"/>
+        </w:numPr>
+        <w:pStyle w:val="Compact"/>
+      </w:pPr>
+      <w:r>
+        <w:rPr>
+          <w:rStyle w:val="VerbatimChar"/>
+        </w:rPr>
+        <w:t xml:space="preserve">Sozlamalar</w:t>
+      </w:r>
+      <w:r>
+        <w:t xml:space="preserve"> </w:t>
+      </w:r>
+      <w:r>
+        <w:t xml:space="preserve">— profil ma’lumotlari, xavfsizlik, ko‘rinish (appearance) va bildirishnoma afzalliklari.</w:t>
+      </w:r>
+    </w:p>
+    <w:p>
+      <w:r>
+        <w:pict>
+          <v:rect style="width:0;height:1.5pt" o:hralign="center" o:hrstd="t" o:hr="t"/>
+        </w:pict>
+      </w:r>
+    </w:p>
+    <w:bookmarkEnd w:id="28"/>
+    <w:bookmarkEnd w:id="29"/>
+    <w:bookmarkStart w:id="36" w:name="Xc60d7f4029292e9799c0012546194c4dcd71473"/>
+    <w:p>
+      <w:pPr>
+        <w:pStyle w:val="Heading2"/>
+      </w:pPr>
+      <w:r>
+        <w:t xml:space="preserve">4) Fuqaro uchun: Telegram bot orqali murojaat yuborish (to‘liq)</w:t>
+      </w:r>
+    </w:p>
+    <w:bookmarkStart w:id="30" w:name="botga-kirish-va-buyruqlar"/>
+    <w:p>
+      <w:pPr>
+        <w:pStyle w:val="Heading3"/>
+      </w:pPr>
+      <w:r>
+        <w:t xml:space="preserve">4.1) Botga kirish va buyruqlar</w:t>
+      </w:r>
+    </w:p>
+    <w:p>
+      <w:pPr>
+        <w:pStyle w:val="FirstParagraph"/>
+      </w:pPr>
+      <w:r>
+        <w:t xml:space="preserve">Telegram botda asosiy buyruqlar:</w:t>
+      </w:r>
+      <w:r>
+        <w:t xml:space="preserve"> </w:t>
+      </w:r>
+      <w:r>
+        <w:t xml:space="preserve">-</w:t>
+      </w:r>
+      <w:r>
+        <w:t xml:space="preserve"> </w:t>
+      </w:r>
+      <w:r>
+        <w:rPr>
+          <w:rStyle w:val="VerbatimChar"/>
+        </w:rPr>
+        <w:t xml:space="preserve">/start</w:t>
+      </w:r>
+      <w:r>
+        <w:t xml:space="preserve"> </w:t>
+      </w:r>
+      <w:r>
+        <w:t xml:space="preserve">— boshlash / ro‘yxatdan o‘tishni boshlash</w:t>
+      </w:r>
+      <w:r>
+        <w:t xml:space="preserve"> </w:t>
+      </w:r>
+      <w:r>
+        <w:t xml:space="preserve">-</w:t>
+      </w:r>
+      <w:r>
+        <w:t xml:space="preserve"> </w:t>
+      </w:r>
+      <w:r>
+        <w:rPr>
+          <w:rStyle w:val="VerbatimChar"/>
+        </w:rPr>
+        <w:t xml:space="preserve">/menu</w:t>
+      </w:r>
+      <w:r>
+        <w:t xml:space="preserve"> </w:t>
+      </w:r>
+      <w:r>
+        <w:t xml:space="preserve">— menyu</w:t>
+      </w:r>
+      <w:r>
+        <w:t xml:space="preserve"> </w:t>
+      </w:r>
+      <w:r>
+        <w:t xml:space="preserve">-</w:t>
+      </w:r>
+      <w:r>
+        <w:t xml:space="preserve"> </w:t>
+      </w:r>
+      <w:r>
+        <w:rPr>
+          <w:rStyle w:val="VerbatimChar"/>
+        </w:rPr>
+        <w:t xml:space="preserve">/help</w:t>
+      </w:r>
+      <w:r>
+        <w:t xml:space="preserve"> </w:t>
+      </w:r>
+      <w:r>
+        <w:t xml:space="preserve">— yordam matni</w:t>
+      </w:r>
+      <w:r>
+        <w:t xml:space="preserve"> </w:t>
+      </w:r>
+      <w:r>
+        <w:t xml:space="preserve">-</w:t>
+      </w:r>
+      <w:r>
+        <w:t xml:space="preserve"> </w:t>
+      </w:r>
+      <w:r>
+        <w:rPr>
+          <w:rStyle w:val="VerbatimChar"/>
+        </w:rPr>
+        <w:t xml:space="preserve">/cancel</w:t>
+      </w:r>
+      <w:r>
+        <w:t xml:space="preserve"> </w:t>
+      </w:r>
+      <w:r>
+        <w:t xml:space="preserve">— amaldagi jarayonni bekor qilish</w:t>
+      </w:r>
+    </w:p>
+    <w:bookmarkEnd w:id="30"/>
+    <w:bookmarkStart w:id="31" w:name="royxatdan-otish-birinchi-martada"/>
+    <w:p>
+      <w:pPr>
+        <w:pStyle w:val="Heading3"/>
+      </w:pPr>
+      <w:r>
+        <w:t xml:space="preserve">4.2) Ro‘yxatdan o‘tish (birinchi martada)</w:t>
+      </w:r>
+    </w:p>
+    <w:p>
+      <w:pPr>
+        <w:pStyle w:val="FirstParagraph"/>
+      </w:pPr>
+      <w:r>
+        <w:rPr>
+          <w:rStyle w:val="VerbatimChar"/>
+        </w:rPr>
+        <w:t xml:space="preserve">/start</w:t>
+      </w:r>
+      <w:r>
+        <w:t xml:space="preserve"> </w:t>
+      </w:r>
+      <w:r>
+        <w:t xml:space="preserve">bosilgach bot ketma-ket so‘raydi:</w:t>
+      </w:r>
+      <w:r>
+        <w:t xml:space="preserve"> </w:t>
+      </w:r>
+      <w:r>
+        <w:t xml:space="preserve">1.</w:t>
+      </w:r>
+      <w:r>
+        <w:t xml:space="preserve"> </w:t>
+      </w:r>
+      <w:r>
+        <w:rPr>
+          <w:bCs/>
+          <w:b/>
+        </w:rPr>
+        <w:t xml:space="preserve">Ism-familiya</w:t>
+      </w:r>
+      <w:r>
+        <w:t xml:space="preserve"> </w:t>
+      </w:r>
+      <w:r>
+        <w:t xml:space="preserve">2.</w:t>
+      </w:r>
+      <w:r>
+        <w:t xml:space="preserve"> </w:t>
+      </w:r>
+      <w:r>
+        <w:rPr>
+          <w:bCs/>
+          <w:b/>
+        </w:rPr>
+        <w:t xml:space="preserve">Jins</w:t>
+      </w:r>
+      <w:r>
+        <w:t xml:space="preserve"> </w:t>
+      </w:r>
+      <w:r>
+        <w:t xml:space="preserve">3.</w:t>
+      </w:r>
+      <w:r>
+        <w:t xml:space="preserve"> </w:t>
+      </w:r>
+      <w:r>
+        <w:rPr>
+          <w:bCs/>
+          <w:b/>
+        </w:rPr>
+        <w:t xml:space="preserve">Telefon raqam</w:t>
+      </w:r>
+      <w:r>
+        <w:t xml:space="preserve"> </w:t>
+      </w:r>
+      <w:r>
+        <w:t xml:space="preserve">(qo‘lda yoki kontakt yuborib)</w:t>
+      </w:r>
+      <w:r>
+        <w:t xml:space="preserve"> </w:t>
+      </w:r>
+      <w:r>
+        <w:t xml:space="preserve">4.</w:t>
+      </w:r>
+      <w:r>
+        <w:t xml:space="preserve"> </w:t>
+      </w:r>
+      <w:r>
+        <w:rPr>
+          <w:bCs/>
+          <w:b/>
+        </w:rPr>
+        <w:t xml:space="preserve">Hudud (region)</w:t>
+      </w:r>
+      <w:r>
+        <w:t xml:space="preserve"> </w:t>
+      </w:r>
+      <w:r>
+        <w:t xml:space="preserve">— ro‘yxatdan tanlanadi</w:t>
+      </w:r>
+    </w:p>
+    <w:p>
+      <w:pPr>
+        <w:pStyle w:val="BodyText"/>
+      </w:pPr>
+      <w:r>
+        <w:t xml:space="preserve">Ro‘yxatdan o‘tish tugagach asosiy menyu chiqadi.</w:t>
+      </w:r>
+    </w:p>
+    <w:bookmarkEnd w:id="31"/>
+    <w:bookmarkStart w:id="32" w:name="yangi-murojaat-yuborish"/>
+    <w:p>
+      <w:pPr>
+        <w:pStyle w:val="Heading3"/>
+      </w:pPr>
+      <w:r>
+        <w:t xml:space="preserve">4.3) Yangi murojaat yuborish</w:t>
+      </w:r>
+    </w:p>
+    <w:p>
+      <w:pPr>
+        <w:pStyle w:val="FirstParagraph"/>
+      </w:pPr>
+      <w:r>
+        <w:t xml:space="preserve">Asosiy menyudan</w:t>
+      </w:r>
+      <w:r>
+        <w:t xml:space="preserve"> </w:t>
+      </w:r>
+      <w:r>
+        <w:rPr>
+          <w:rStyle w:val="VerbatimChar"/>
+        </w:rPr>
+        <w:t xml:space="preserve">Yangi murojaat</w:t>
+      </w:r>
+      <w:r>
+        <w:t xml:space="preserve"> </w:t>
+      </w:r>
+      <w:r>
+        <w:t xml:space="preserve">tanlanadi va quyidagilar bajariladi:</w:t>
+      </w:r>
+      <w:r>
+        <w:t xml:space="preserve"> </w:t>
+      </w:r>
+      <w:r>
+        <w:t xml:space="preserve">1.</w:t>
+      </w:r>
+      <w:r>
+        <w:t xml:space="preserve"> </w:t>
+      </w:r>
+      <w:r>
+        <w:rPr>
+          <w:bCs/>
+          <w:b/>
+        </w:rPr>
+        <w:t xml:space="preserve">Murojaat turi</w:t>
+      </w:r>
+      <w:r>
+        <w:t xml:space="preserve"> </w:t>
+      </w:r>
+      <w:r>
+        <w:t xml:space="preserve">tanlanadi</w:t>
+      </w:r>
+      <w:r>
+        <w:t xml:space="preserve"> </w:t>
+      </w:r>
+      <w:r>
+        <w:t xml:space="preserve">2.</w:t>
+      </w:r>
+      <w:r>
+        <w:t xml:space="preserve"> </w:t>
+      </w:r>
+      <w:r>
+        <w:rPr>
+          <w:bCs/>
+          <w:b/>
+        </w:rPr>
+        <w:t xml:space="preserve">Kategoriya</w:t>
+      </w:r>
+      <w:r>
+        <w:t xml:space="preserve"> </w:t>
+      </w:r>
+      <w:r>
+        <w:t xml:space="preserve">tanlanadi</w:t>
+      </w:r>
+      <w:r>
+        <w:t xml:space="preserve"> </w:t>
+      </w:r>
+      <w:r>
+        <w:t xml:space="preserve">3.</w:t>
+      </w:r>
+      <w:r>
+        <w:t xml:space="preserve"> </w:t>
+      </w:r>
+      <w:r>
+        <w:rPr>
+          <w:bCs/>
+          <w:b/>
+        </w:rPr>
+        <w:t xml:space="preserve">Murojaat matni</w:t>
+      </w:r>
+      <w:r>
+        <w:t xml:space="preserve"> </w:t>
+      </w:r>
+      <w:r>
+        <w:t xml:space="preserve">yoziladi (kamida ~20 ta belgi; juda qisqa bo‘lsa bot qayta so‘raydi)</w:t>
+      </w:r>
+      <w:r>
+        <w:t xml:space="preserve"> </w:t>
+      </w:r>
+      <w:r>
+        <w:t xml:space="preserve">4. Zarur bo‘lsa</w:t>
+      </w:r>
+      <w:r>
+        <w:t xml:space="preserve"> </w:t>
+      </w:r>
+      <w:r>
+        <w:rPr>
+          <w:bCs/>
+          <w:b/>
+        </w:rPr>
+        <w:t xml:space="preserve">ilova</w:t>
+      </w:r>
+      <w:r>
+        <w:t xml:space="preserve"> </w:t>
+      </w:r>
+      <w:r>
+        <w:t xml:space="preserve">yuboriladi (rasm/video/audio/hu jj at), so‘ng</w:t>
+      </w:r>
+      <w:r>
+        <w:t xml:space="preserve"> </w:t>
+      </w:r>
+      <w:r>
+        <w:rPr>
+          <w:rStyle w:val="VerbatimChar"/>
+        </w:rPr>
+        <w:t xml:space="preserve">Tugatish</w:t>
+      </w:r>
+      <w:r>
+        <w:t xml:space="preserve"> </w:t>
+      </w:r>
+      <w:r>
+        <w:t xml:space="preserve">5. Bot yakuniy</w:t>
+      </w:r>
+      <w:r>
+        <w:t xml:space="preserve"> </w:t>
+      </w:r>
+      <w:r>
+        <w:rPr>
+          <w:bCs/>
+          <w:b/>
+        </w:rPr>
+        <w:t xml:space="preserve">tasdiqlash</w:t>
+      </w:r>
+      <w:r>
+        <w:t xml:space="preserve"> </w:t>
+      </w:r>
+      <w:r>
+        <w:t xml:space="preserve">oynasini chiqaradi →</w:t>
+      </w:r>
+      <w:r>
+        <w:t xml:space="preserve"> </w:t>
+      </w:r>
+      <w:r>
+        <w:rPr>
+          <w:rStyle w:val="VerbatimChar"/>
+        </w:rPr>
+        <w:t xml:space="preserve">Tasdiqlash</w:t>
+      </w:r>
+    </w:p>
+    <w:bookmarkEnd w:id="32"/>
+    <w:bookmarkStart w:id="33" w:name="mening-murojaatlarim-holatni-tekshirish"/>
+    <w:p>
+      <w:pPr>
+        <w:pStyle w:val="Heading3"/>
+      </w:pPr>
+      <w:r>
+        <w:t xml:space="preserve">4.4) Mening murojaatlarim / holatni tekshirish</w:t>
+      </w:r>
+    </w:p>
+    <w:p>
+      <w:pPr>
+        <w:pStyle w:val="FirstParagraph"/>
+      </w:pPr>
+      <w:r>
+        <w:t xml:space="preserve">Menyudan</w:t>
+      </w:r>
+      <w:r>
+        <w:t xml:space="preserve"> </w:t>
+      </w:r>
+      <w:r>
+        <w:rPr>
+          <w:rStyle w:val="VerbatimChar"/>
+        </w:rPr>
+        <w:t xml:space="preserve">Mening murojaatlarim</w:t>
+      </w:r>
+      <w:r>
+        <w:t xml:space="preserve"> </w:t>
+      </w:r>
+      <w:r>
+        <w:t xml:space="preserve">tanlab, oxirgi murojaatlar ro‘yxati va holati ko‘riladi.</w:t>
+      </w:r>
+    </w:p>
+    <w:bookmarkEnd w:id="33"/>
+    <w:bookmarkStart w:id="34" w:name="Xe2ea7b984a2a892a58195e7288e01e6eae5e1fd"/>
+    <w:p>
+      <w:pPr>
+        <w:pStyle w:val="Heading3"/>
+      </w:pPr>
+      <w:r>
+        <w:t xml:space="preserve">4.5) Operator javobi va qo‘shimcha izoh yuborish</w:t>
+      </w:r>
+    </w:p>
+    <w:p>
+      <w:pPr>
+        <w:pStyle w:val="FirstParagraph"/>
+      </w:pPr>
+      <w:r>
+        <w:t xml:space="preserve">Agar murojaat bo‘yicha operator savol berib qayta aloqa so‘rasa:</w:t>
+      </w:r>
+      <w:r>
+        <w:t xml:space="preserve"> </w:t>
+      </w:r>
+      <w:r>
+        <w:t xml:space="preserve">- bot</w:t>
+      </w:r>
+      <w:r>
+        <w:t xml:space="preserve"> </w:t>
+      </w:r>
+      <w:r>
+        <w:t xml:space="preserve">“</w:t>
+      </w:r>
+      <w:r>
+        <w:t xml:space="preserve">javob yozish</w:t>
+      </w:r>
+      <w:r>
+        <w:t xml:space="preserve">”</w:t>
+      </w:r>
+      <w:r>
+        <w:t xml:space="preserve"> </w:t>
+      </w:r>
+      <w:r>
+        <w:t xml:space="preserve">holatiga o‘tkazadi,</w:t>
+      </w:r>
+      <w:r>
+        <w:t xml:space="preserve"> </w:t>
+      </w:r>
+      <w:r>
+        <w:t xml:space="preserve">- fuqarodan qo‘shimcha matn qabul qiladi,</w:t>
+      </w:r>
+      <w:r>
+        <w:t xml:space="preserve"> </w:t>
+      </w:r>
+      <w:r>
+        <w:t xml:space="preserve">- operatorlarga xabar yuboriladi.</w:t>
+      </w:r>
+    </w:p>
+    <w:bookmarkEnd w:id="34"/>
+    <w:bookmarkStart w:id="35" w:name="murojaat-yopish-va-baholash"/>
+    <w:p>
+      <w:pPr>
+        <w:pStyle w:val="Heading3"/>
+      </w:pPr>
+      <w:r>
+        <w:t xml:space="preserve">4.6) Murojaat yopish va baholash</w:t>
+      </w:r>
+    </w:p>
+    <w:p>
+      <w:pPr>
+        <w:pStyle w:val="FirstParagraph"/>
+      </w:pPr>
+      <w:r>
+        <w:t xml:space="preserve">Muammo hal etilgach bot fuqarodan:</w:t>
+      </w:r>
+      <w:r>
+        <w:t xml:space="preserve"> </w:t>
+      </w:r>
+      <w:r>
+        <w:t xml:space="preserve">-</w:t>
+      </w:r>
+      <w:r>
+        <w:t xml:space="preserve"> </w:t>
+      </w:r>
+      <w:r>
+        <w:rPr>
+          <w:bCs/>
+          <w:b/>
+        </w:rPr>
+        <w:t xml:space="preserve">qoniqish</w:t>
+      </w:r>
+      <w:r>
+        <w:t xml:space="preserve"> </w:t>
+      </w:r>
+      <w:r>
+        <w:t xml:space="preserve">(ha/yo‘q),</w:t>
+      </w:r>
+      <w:r>
+        <w:t xml:space="preserve"> </w:t>
+      </w:r>
+      <w:r>
+        <w:t xml:space="preserve">-</w:t>
+      </w:r>
+      <w:r>
+        <w:t xml:space="preserve"> </w:t>
+      </w:r>
+      <w:r>
+        <w:rPr>
+          <w:bCs/>
+          <w:b/>
+        </w:rPr>
+        <w:t xml:space="preserve">baholash</w:t>
+      </w:r>
+      <w:r>
+        <w:t xml:space="preserve"> </w:t>
+      </w:r>
+      <w:r>
+        <w:t xml:space="preserve">(yulduzcha)</w:t>
+      </w:r>
+      <w:r>
+        <w:t xml:space="preserve"> </w:t>
+      </w:r>
+      <w:r>
+        <w:t xml:space="preserve">kabi feedback so‘rashi mumkin.</w:t>
+      </w:r>
+    </w:p>
+    <w:p>
+      <w:r>
+        <w:pict>
+          <v:rect style="width:0;height:1.5pt" o:hralign="center" o:hrstd="t" o:hr="t"/>
+        </w:pict>
+      </w:r>
+    </w:p>
+    <w:bookmarkEnd w:id="35"/>
+    <w:bookmarkEnd w:id="36"/>
+    <w:bookmarkStart w:id="42" w:name="X01d07153a3eab6c50c47047168e6355930507bd"/>
+    <w:p>
+      <w:pPr>
+        <w:pStyle w:val="Heading2"/>
+      </w:pPr>
+      <w:r>
+        <w:t xml:space="preserve">5) Hokim / Hokim yordamchisi: kundalik ish oqimi (to‘liq)</w:t>
+      </w:r>
+    </w:p>
+    <w:bookmarkStart w:id="37" w:name="kundalik-3-qadam-tavsiyasi"/>
+    <w:p>
+      <w:pPr>
+        <w:pStyle w:val="Heading3"/>
+      </w:pPr>
+      <w:r>
+        <w:t xml:space="preserve">5.1) Kundalik</w:t>
+      </w:r>
+      <w:r>
+        <w:t xml:space="preserve"> </w:t>
+      </w:r>
+      <w:r>
+        <w:t xml:space="preserve">“</w:t>
+      </w:r>
+      <w:r>
+        <w:t xml:space="preserve">3 qadam</w:t>
+      </w:r>
+      <w:r>
+        <w:t xml:space="preserve">”</w:t>
+      </w:r>
+      <w:r>
+        <w:t xml:space="preserve"> </w:t>
+      </w:r>
+      <w:r>
+        <w:t xml:space="preserve">tavsiyasi</w:t>
+      </w:r>
+    </w:p>
+    <w:p>
+      <w:pPr>
+        <w:numPr>
+          <w:ilvl w:val="0"/>
+          <w:numId w:val="1005"/>
+        </w:numPr>
+        <w:pStyle w:val="Compact"/>
+      </w:pPr>
+      <w:r>
+        <w:rPr>
+          <w:bCs/>
+          <w:b/>
+        </w:rPr>
+        <w:t xml:space="preserve">Dashboard</w:t>
+      </w:r>
+      <w:r>
+        <w:t xml:space="preserve">: bugungi holat, muddatdan o‘tganlar, yangi murojaatlar</w:t>
+      </w:r>
+      <w:r>
+        <w:br/>
+      </w:r>
+    </w:p>
+    <w:p>
+      <w:pPr>
+        <w:numPr>
+          <w:ilvl w:val="0"/>
+          <w:numId w:val="1005"/>
+        </w:numPr>
+        <w:pStyle w:val="Compact"/>
+      </w:pPr>
+      <w:r>
+        <w:rPr>
+          <w:bCs/>
+          <w:b/>
+        </w:rPr>
+        <w:t xml:space="preserve">Topshiriqlar</w:t>
+      </w:r>
+      <w:r>
+        <w:t xml:space="preserve">: yangi topshiriq yaratish/taqsimlash, ijro nazorati</w:t>
+      </w:r>
+      <w:r>
+        <w:br/>
+      </w:r>
+    </w:p>
+    <w:p>
+      <w:pPr>
+        <w:numPr>
+          <w:ilvl w:val="0"/>
+          <w:numId w:val="1005"/>
+        </w:numPr>
+        <w:pStyle w:val="Compact"/>
+      </w:pPr>
+      <w:r>
+        <w:rPr>
+          <w:bCs/>
+          <w:b/>
+        </w:rPr>
+        <w:t xml:space="preserve">Murojaatlar</w:t>
+      </w:r>
+      <w:r>
+        <w:t xml:space="preserve">: muhim murojaatlarni ko‘rib chiqish, topshiriqqa aylantirish (zarur bo‘lsa)</w:t>
+      </w:r>
+    </w:p>
+    <w:p>
+      <w:pPr>
+        <w:pStyle w:val="FirstParagraph"/>
+      </w:pPr>
+      <w:r>
+        <w:rPr>
+          <w:bCs/>
+          <w:b/>
+        </w:rPr>
+        <w:t xml:space="preserve">Tezkor checklist (Hokim uchun):</w:t>
+      </w:r>
+      <w:r>
+        <w:t xml:space="preserve"> </w:t>
+      </w:r>
+      <w:r>
+        <w:t xml:space="preserve">- Ertalab: muddati o‘tganlar → ustuvor topshiriqlar → muhim murojaatlar</w:t>
+      </w:r>
+      <w:r>
+        <w:t xml:space="preserve"> </w:t>
+      </w:r>
+      <w:r>
+        <w:t xml:space="preserve">- Kun davomida: chat/izohlar → ijro holatini yangilash → kerak bo‘lsa yangi topshiriq</w:t>
+      </w:r>
+      <w:r>
+        <w:t xml:space="preserve"> </w:t>
+      </w:r>
+      <w:r>
+        <w:t xml:space="preserve">- Yakunida: bajarilganlarni ko‘rib chiqish → (faqat Hokim) nazoratdan yechish</w:t>
+      </w:r>
+    </w:p>
+    <w:bookmarkEnd w:id="37"/>
+    <w:bookmarkStart w:id="38" w:name="topshiriq-yaratish-manual"/>
+    <w:p>
+      <w:pPr>
+        <w:pStyle w:val="Heading3"/>
+      </w:pPr>
+      <w:r>
+        <w:t xml:space="preserve">5.2) Topshiriq yaratish (manual)</w:t>
+      </w:r>
+    </w:p>
+    <w:p>
+      <w:pPr>
+        <w:pStyle w:val="FirstParagraph"/>
+      </w:pPr>
+      <w:r>
+        <w:rPr>
+          <w:rStyle w:val="VerbatimChar"/>
+        </w:rPr>
+        <w:t xml:space="preserve">Topshiriqlar</w:t>
+      </w:r>
+      <w:r>
+        <w:t xml:space="preserve"> </w:t>
+      </w:r>
+      <w:r>
+        <w:t xml:space="preserve">→</w:t>
+      </w:r>
+      <w:r>
+        <w:t xml:space="preserve"> </w:t>
+      </w:r>
+      <w:r>
+        <w:rPr>
+          <w:rStyle w:val="VerbatimChar"/>
+        </w:rPr>
+        <w:t xml:space="preserve">Yangi topshiriq</w:t>
+      </w:r>
+      <w:r>
+        <w:t xml:space="preserve">:</w:t>
+      </w:r>
+      <w:r>
+        <w:t xml:space="preserve"> </w:t>
+      </w:r>
+      <w:r>
+        <w:t xml:space="preserve">- nom (majburiy)</w:t>
+      </w:r>
+      <w:r>
+        <w:t xml:space="preserve"> </w:t>
+      </w:r>
+      <w:r>
+        <w:t xml:space="preserve">- tafsilot (majburiy)</w:t>
+      </w:r>
+      <w:r>
+        <w:t xml:space="preserve"> </w:t>
+      </w:r>
+      <w:r>
+        <w:t xml:space="preserve">- muhimlik (deadline hisobiga ta’sir qiladi)</w:t>
+      </w:r>
+      <w:r>
+        <w:t xml:space="preserve"> </w:t>
+      </w:r>
+      <w:r>
+        <w:t xml:space="preserve">- soha (kategoriya)</w:t>
+      </w:r>
+      <w:r>
+        <w:t xml:space="preserve"> </w:t>
+      </w:r>
+      <w:r>
+        <w:t xml:space="preserve">- tashkilot(lar) (kamida 1 ta)</w:t>
+      </w:r>
+      <w:r>
+        <w:t xml:space="preserve"> </w:t>
+      </w:r>
+      <w:r>
+        <w:t xml:space="preserve">- muddat (takrorlanuvchi bo‘lmasa)</w:t>
+      </w:r>
+    </w:p>
+    <w:bookmarkEnd w:id="38"/>
+    <w:bookmarkStart w:id="39" w:name="topshiriq-yaratish-audio-ai"/>
+    <w:p>
+      <w:pPr>
+        <w:pStyle w:val="Heading3"/>
+      </w:pPr>
+      <w:r>
+        <w:t xml:space="preserve">5.3) Topshiriq yaratish (audio + AI)</w:t>
+      </w:r>
+    </w:p>
+    <w:p>
+      <w:pPr>
+        <w:pStyle w:val="FirstParagraph"/>
+      </w:pPr>
+      <w:r>
+        <w:t xml:space="preserve">Eng tezkor usul:</w:t>
+      </w:r>
+      <w:r>
+        <w:t xml:space="preserve"> </w:t>
+      </w:r>
+      <w:r>
+        <w:t xml:space="preserve">1.</w:t>
+      </w:r>
+      <w:r>
+        <w:t xml:space="preserve"> </w:t>
+      </w:r>
+      <w:r>
+        <w:rPr>
+          <w:rStyle w:val="VerbatimChar"/>
+        </w:rPr>
+        <w:t xml:space="preserve">Topshiriqlar</w:t>
+      </w:r>
+      <w:r>
+        <w:t xml:space="preserve"> </w:t>
+      </w:r>
+      <w:r>
+        <w:t xml:space="preserve">→</w:t>
+      </w:r>
+      <w:r>
+        <w:t xml:space="preserve"> </w:t>
+      </w:r>
+      <w:r>
+        <w:rPr>
+          <w:rStyle w:val="VerbatimChar"/>
+        </w:rPr>
+        <w:t xml:space="preserve">Audio orqali</w:t>
+      </w:r>
+      <w:r>
+        <w:t xml:space="preserve"> </w:t>
+      </w:r>
+      <w:r>
+        <w:t xml:space="preserve">2. Mikrofon orqali topshiriqni gapirib ayting</w:t>
+      </w:r>
+      <w:r>
+        <w:t xml:space="preserve"> </w:t>
+      </w:r>
+      <w:r>
+        <w:t xml:space="preserve">3. AI maydonlarni to‘ldiradi (nom/tavsif/ustuvorlik/soha/tashkilot/muddat)</w:t>
+      </w:r>
+      <w:r>
+        <w:t xml:space="preserve"> </w:t>
+      </w:r>
+      <w:r>
+        <w:t xml:space="preserve">4. Tekshiring va</w:t>
+      </w:r>
+      <w:r>
+        <w:t xml:space="preserve"> </w:t>
+      </w:r>
+      <w:r>
+        <w:rPr>
+          <w:rStyle w:val="VerbatimChar"/>
+        </w:rPr>
         <w:t xml:space="preserve">Yaratish</w:t>
       </w:r>
       <w:r>
         <w:t xml:space="preserve"> </w:t>
       </w:r>
       <w:r>
-        <w:t xml:space="preserve">tugmasini bosing.</w:t>
-      </w:r>
-    </w:p>
-    <w:bookmarkStart w:id="24" w:name="tashkilot-nomini-toliq-aytish-shart-emas"/>
+        <w:t xml:space="preserve">ni bosing</w:t>
+      </w:r>
+    </w:p>
+    <w:p>
+      <w:pPr>
+        <w:pStyle w:val="BodyText"/>
+      </w:pPr>
+      <w:r>
+        <w:rPr>
+          <w:bCs/>
+          <w:b/>
+        </w:rPr>
+        <w:t xml:space="preserve">Tashkilot nomini to‘liq aytish shart emas</w:t>
+      </w:r>
+      <w:r>
+        <w:t xml:space="preserve">: 1–2 ta kalit so‘z odatda yetarli. Agar juda umumiy so‘z aytilsa (masalan</w:t>
+      </w:r>
+      <w:r>
+        <w:t xml:space="preserve"> </w:t>
+      </w:r>
+      <w:r>
+        <w:t xml:space="preserve">“</w:t>
+      </w:r>
+      <w:r>
+        <w:t xml:space="preserve">tuman</w:t>
+      </w:r>
+      <w:r>
+        <w:t xml:space="preserve">”</w:t>
+      </w:r>
+      <w:r>
+        <w:t xml:space="preserve">,</w:t>
+      </w:r>
+      <w:r>
+        <w:t xml:space="preserve"> </w:t>
+      </w:r>
+      <w:r>
+        <w:t xml:space="preserve">“</w:t>
+      </w:r>
+      <w:r>
+        <w:t xml:space="preserve">hokimlik</w:t>
+      </w:r>
+      <w:r>
+        <w:t xml:space="preserve">”</w:t>
+      </w:r>
+      <w:r>
+        <w:t xml:space="preserve">), aniqroq nom ayting.</w:t>
+      </w:r>
+    </w:p>
+    <w:bookmarkEnd w:id="39"/>
+    <w:bookmarkStart w:id="40" w:name="topshiriq-ijrosi-va-nazorat"/>
     <w:p>
       <w:pPr>
         <w:pStyle w:val="Heading3"/>
       </w:pPr>
       <w:r>
-        <w:t xml:space="preserve">4.1) Tashkilot nomini to‘liq aytish shart emas</w:t>
+        <w:t xml:space="preserve">5.4) Topshiriq ijrosi va nazorat</w:t>
       </w:r>
     </w:p>
     <w:p>
@@ -1163,23 +2730,92 @@
         <w:pStyle w:val="FirstParagraph"/>
       </w:pPr>
       <w:r>
-        <w:t xml:space="preserve">AI tomonidan aniqlangan tashkilot nomi to‘liq bo‘lmasa ham, tizim uni mavjud tashkilotlar ro‘yxatidan</w:t>
-      </w:r>
-      <w:r>
-        <w:t xml:space="preserve"> </w:t>
-      </w:r>
-      <w:r>
-        <w:rPr>
-          <w:bCs/>
-          <w:b/>
-        </w:rPr>
-        <w:t xml:space="preserve">eng mosini topib</w:t>
-      </w:r>
-      <w:r>
-        <w:t xml:space="preserve"> </w:t>
-      </w:r>
-      <w:r>
-        <w:t xml:space="preserve">ID’ga bog‘lashga harakat qiladi.</w:t>
+        <w:t xml:space="preserve">Topshiriq yaratilgach:</w:t>
+      </w:r>
+      <w:r>
+        <w:t xml:space="preserve"> </w:t>
+      </w:r>
+      <w:r>
+        <w:t xml:space="preserve">- tashkilot tomoni ijro qiladi, hisobot va fayl biriktiradi;</w:t>
+      </w:r>
+      <w:r>
+        <w:t xml:space="preserve"> </w:t>
+      </w:r>
+      <w:r>
+        <w:t xml:space="preserve">- hokimlik tomoni progress/holatni kuzatadi;</w:t>
+      </w:r>
+      <w:r>
+        <w:t xml:space="preserve"> </w:t>
+      </w:r>
+      <w:r>
+        <w:t xml:space="preserve">- yakunida</w:t>
+      </w:r>
+      <w:r>
+        <w:t xml:space="preserve"> </w:t>
+      </w:r>
+      <w:r>
+        <w:rPr>
+          <w:bCs/>
+          <w:b/>
+        </w:rPr>
+        <w:t xml:space="preserve">Nazoratdan yechish</w:t>
+      </w:r>
+      <w:r>
+        <w:t xml:space="preserve"> </w:t>
+      </w:r>
+      <w:r>
+        <w:t xml:space="preserve">(yopish) — faqat Hokim.</w:t>
+      </w:r>
+    </w:p>
+    <w:bookmarkEnd w:id="40"/>
+    <w:bookmarkStart w:id="41" w:name="ai-yordamchi-chat-va-buyruqlar"/>
+    <w:p>
+      <w:pPr>
+        <w:pStyle w:val="Heading3"/>
+      </w:pPr>
+      <w:r>
+        <w:t xml:space="preserve">5.5) AI yordamchi (Chat) va ⚡ buyruqlar</w:t>
+      </w:r>
+    </w:p>
+    <w:p>
+      <w:pPr>
+        <w:pStyle w:val="FirstParagraph"/>
+      </w:pPr>
+      <w:r>
+        <w:rPr>
+          <w:rStyle w:val="VerbatimChar"/>
+        </w:rPr>
+        <w:t xml:space="preserve">AI yordamchi</w:t>
+      </w:r>
+      <w:r>
+        <w:t xml:space="preserve"> </w:t>
+      </w:r>
+      <w:r>
+        <w:t xml:space="preserve">bo‘limida:</w:t>
+      </w:r>
+      <w:r>
+        <w:t xml:space="preserve"> </w:t>
+      </w:r>
+      <w:r>
+        <w:t xml:space="preserve">- analitika bo‘yicha savol-javob,</w:t>
+      </w:r>
+      <w:r>
+        <w:t xml:space="preserve"> </w:t>
+      </w:r>
+      <w:r>
+        <w:t xml:space="preserve">- hisobot yaratish,</w:t>
+      </w:r>
+      <w:r>
+        <w:t xml:space="preserve"> </w:t>
+      </w:r>
+      <w:r>
+        <w:t xml:space="preserve">- topshiriq yaratish kabi ⚡ buyruqlar</w:t>
+      </w:r>
+      <w:r>
+        <w:t xml:space="preserve"> </w:t>
+      </w:r>
+      <w:r>
+        <w:t xml:space="preserve">ishlatiladi.</w:t>
       </w:r>
     </w:p>
     <w:p>
@@ -1187,7 +2823,7 @@
         <w:pStyle w:val="BodyText"/>
       </w:pPr>
       <w:r>
-        <w:t xml:space="preserve">Agar AI tashkilotni topa olmasa:</w:t>
+        <w:t xml:space="preserve">AI xabari oxirida ⚡ tasdiq so‘rasa:</w:t>
       </w:r>
       <w:r>
         <w:t xml:space="preserve"> </w:t>
@@ -1200,58 +2836,816 @@
       </w:r>
       <w:r>
         <w:rPr>
+          <w:bCs/>
+          <w:b/>
+        </w:rPr>
+        <w:t xml:space="preserve">Tasdiqlash</w:t>
+      </w:r>
+      <w:r>
+        <w:t xml:space="preserve"> </w:t>
+      </w:r>
+      <w:r>
+        <w:t xml:space="preserve">tugmasi → buyruq bajariladi,</w:t>
+      </w:r>
+      <w:r>
+        <w:t xml:space="preserve"> </w:t>
+      </w:r>
+      <w:r>
+        <w:t xml:space="preserve">-</w:t>
+      </w:r>
+      <w:r>
+        <w:t xml:space="preserve"> </w:t>
+      </w:r>
+      <w:r>
+        <w:rPr>
+          <w:bCs/>
+          <w:b/>
+        </w:rPr>
+        <w:t xml:space="preserve">Bekor qilish</w:t>
+      </w:r>
+      <w:r>
+        <w:t xml:space="preserve"> </w:t>
+      </w:r>
+      <w:r>
+        <w:t xml:space="preserve">tugmasi → bekor qilinadi.</w:t>
+      </w:r>
+    </w:p>
+    <w:p>
+      <w:r>
+        <w:pict>
+          <v:rect style="width:0;height:1.5pt" o:hralign="center" o:hrstd="t" o:hr="t"/>
+        </w:pict>
+      </w:r>
+    </w:p>
+    <w:bookmarkEnd w:id="41"/>
+    <w:bookmarkEnd w:id="42"/>
+    <w:bookmarkStart w:id="43" w:name="X7cf7abbf7b3315f1c0eb419f1ff9a627b0ca27b"/>
+    <w:p>
+      <w:pPr>
+        <w:pStyle w:val="Heading2"/>
+      </w:pPr>
+      <w:r>
+        <w:t xml:space="preserve">6) Hokimlik mas’uli: topshiriq va murojaat oqimi</w:t>
+      </w:r>
+    </w:p>
+    <w:p>
+      <w:pPr>
+        <w:pStyle w:val="FirstParagraph"/>
+      </w:pPr>
+      <w:r>
+        <w:t xml:space="preserve">Hokimlik mas’uli odatda:</w:t>
+      </w:r>
+      <w:r>
+        <w:t xml:space="preserve"> </w:t>
+      </w:r>
+      <w:r>
+        <w:t xml:space="preserve">- o‘z sohasi bo‘yicha topshiriqlar yaratadi,</w:t>
+      </w:r>
+      <w:r>
+        <w:t xml:space="preserve"> </w:t>
+      </w:r>
+      <w:r>
+        <w:t xml:space="preserve">- murojaatlarni saralaydi va ijrochilarga yo‘naltiradi,</w:t>
+      </w:r>
+      <w:r>
+        <w:t xml:space="preserve"> </w:t>
+      </w:r>
+      <w:r>
+        <w:t xml:space="preserve">- ijro jarayonini monitoring qiladi,</w:t>
+      </w:r>
+      <w:r>
+        <w:t xml:space="preserve"> </w:t>
+      </w:r>
+      <w:r>
+        <w:t xml:space="preserve">- zarur bo‘lsa fuqaroga javob tayyorlash oqimini yuritadi.</w:t>
+      </w:r>
+    </w:p>
+    <w:p>
+      <w:pPr>
+        <w:pStyle w:val="BodyText"/>
+      </w:pPr>
+      <w:r>
+        <w:t xml:space="preserve">Eslatma: AI yordamchi bo‘limi ayrim rollarda ko‘rinmaydi — topshiriq yaratish manual/audio dialog orqali bajariladi.</w:t>
+      </w:r>
+    </w:p>
+    <w:p>
+      <w:pPr>
+        <w:pStyle w:val="BodyText"/>
+      </w:pPr>
+      <w:r>
+        <w:rPr>
+          <w:bCs/>
+          <w:b/>
+        </w:rPr>
+        <w:t xml:space="preserve">Tezkor checklist (Hokimlik mas’uli):</w:t>
+      </w:r>
+      <w:r>
+        <w:t xml:space="preserve"> </w:t>
+      </w:r>
+      <w:r>
+        <w:t xml:space="preserve">- Murojaatlar: filtr → AI tahlil → javob/yo‘naltirish</w:t>
+      </w:r>
+      <w:r>
+        <w:t xml:space="preserve"> </w:t>
+      </w:r>
+      <w:r>
+        <w:t xml:space="preserve">- Topshiriqlar: tashkilot tanlash → muddat belgilash → ijro monitoring</w:t>
+      </w:r>
+      <w:r>
+        <w:t xml:space="preserve"> </w:t>
+      </w:r>
+      <w:r>
+        <w:t xml:space="preserve">- Kun yakuni: kechikayotgan topshiriqlar ro‘yxati → eslatmalar</w:t>
+      </w:r>
+    </w:p>
+    <w:p>
+      <w:r>
+        <w:pict>
+          <v:rect style="width:0;height:1.5pt" o:hralign="center" o:hrstd="t" o:hr="t"/>
+        </w:pict>
+      </w:r>
+    </w:p>
+    <w:bookmarkEnd w:id="43"/>
+    <w:bookmarkStart w:id="47" w:name="X9fb7f67f9c37cd70ad306064126b78a38f9de16"/>
+    <w:p>
+      <w:pPr>
+        <w:pStyle w:val="Heading2"/>
+      </w:pPr>
+      <w:r>
+        <w:t xml:space="preserve">7) Tashkilot rahbari / mas’uli: ijro, hisobot, chat</w:t>
+      </w:r>
+    </w:p>
+    <w:bookmarkStart w:id="44" w:name="topshiriqlar-royxati-va-detal"/>
+    <w:p>
+      <w:pPr>
+        <w:pStyle w:val="Heading3"/>
+      </w:pPr>
+      <w:r>
+        <w:t xml:space="preserve">7.1) Topshiriqlar ro‘yxati va detal</w:t>
+      </w:r>
+    </w:p>
+    <w:p>
+      <w:pPr>
+        <w:pStyle w:val="FirstParagraph"/>
+      </w:pPr>
+      <w:r>
+        <w:t xml:space="preserve">Tashkilot xodimi</w:t>
+      </w:r>
+      <w:r>
+        <w:t xml:space="preserve"> </w:t>
+      </w:r>
+      <w:r>
+        <w:rPr>
           <w:rStyle w:val="VerbatimChar"/>
         </w:rPr>
+        <w:t xml:space="preserve">Topshiriqlar</w:t>
+      </w:r>
+      <w:r>
+        <w:t xml:space="preserve"> </w:t>
+      </w:r>
+      <w:r>
+        <w:t xml:space="preserve">bo‘limida:</w:t>
+      </w:r>
+      <w:r>
+        <w:t xml:space="preserve"> </w:t>
+      </w:r>
+      <w:r>
+        <w:t xml:space="preserve">- o‘ziga/ tashkilotiga biriktirilgan topshiriqlarni ko‘radi,</w:t>
+      </w:r>
+      <w:r>
+        <w:t xml:space="preserve"> </w:t>
+      </w:r>
+      <w:r>
+        <w:t xml:space="preserve">- topshiriq detallari (muddat, tavsif, fayllar) bilan ishlaydi.</w:t>
+      </w:r>
+    </w:p>
+    <w:bookmarkEnd w:id="44"/>
+    <w:bookmarkStart w:id="45" w:name="hisobot-va-fayllar"/>
+    <w:p>
+      <w:pPr>
+        <w:pStyle w:val="Heading3"/>
+      </w:pPr>
+      <w:r>
+        <w:t xml:space="preserve">7.2) Hisobot va fayllar</w:t>
+      </w:r>
+    </w:p>
+    <w:p>
+      <w:pPr>
+        <w:pStyle w:val="FirstParagraph"/>
+      </w:pPr>
+      <w:r>
+        <w:t xml:space="preserve">Topshiriq bajarilgach:</w:t>
+      </w:r>
+      <w:r>
+        <w:t xml:space="preserve"> </w:t>
+      </w:r>
+      <w:r>
+        <w:t xml:space="preserve">- izoh/hisobot yoziladi,</w:t>
+      </w:r>
+      <w:r>
+        <w:t xml:space="preserve"> </w:t>
+      </w:r>
+      <w:r>
+        <w:t xml:space="preserve">- zarur hujjatlar/rasm/fayllar biriktiriladi,</w:t>
+      </w:r>
+      <w:r>
+        <w:t xml:space="preserve"> </w:t>
+      </w:r>
+      <w:r>
+        <w:t xml:space="preserve">- topshiriq</w:t>
+      </w:r>
+      <w:r>
+        <w:t xml:space="preserve"> </w:t>
+      </w:r>
+      <w:r>
+        <w:t xml:space="preserve">“</w:t>
+      </w:r>
+      <w:r>
+        <w:t xml:space="preserve">bajarildi</w:t>
+      </w:r>
+      <w:r>
+        <w:t xml:space="preserve">”</w:t>
+      </w:r>
+      <w:r>
+        <w:t xml:space="preserve"> </w:t>
+      </w:r>
+      <w:r>
+        <w:t xml:space="preserve">bosqichiga yuboriladi.</w:t>
+      </w:r>
+    </w:p>
+    <w:bookmarkEnd w:id="45"/>
+    <w:bookmarkStart w:id="46" w:name="chat-real-time"/>
+    <w:p>
+      <w:pPr>
+        <w:pStyle w:val="Heading3"/>
+      </w:pPr>
+      <w:r>
+        <w:t xml:space="preserve">7.3) Chat (real-time)</w:t>
+      </w:r>
+    </w:p>
+    <w:p>
+      <w:pPr>
+        <w:pStyle w:val="FirstParagraph"/>
+      </w:pPr>
+      <w:r>
+        <w:t xml:space="preserve">Topshiriq ichidagi chat orqali:</w:t>
+      </w:r>
+      <w:r>
+        <w:t xml:space="preserve"> </w:t>
+      </w:r>
+      <w:r>
+        <w:t xml:space="preserve">- hokimlik/tashkilot o‘rtasida aniqlashtirish,</w:t>
+      </w:r>
+      <w:r>
+        <w:t xml:space="preserve"> </w:t>
+      </w:r>
+      <w:r>
+        <w:t xml:space="preserve">- dalillar/faktlar bo‘yicha tezkor aloqa</w:t>
+      </w:r>
+      <w:r>
+        <w:t xml:space="preserve"> </w:t>
+      </w:r>
+      <w:r>
+        <w:t xml:space="preserve">qilinadi.</w:t>
+      </w:r>
+    </w:p>
+    <w:p>
+      <w:pPr>
+        <w:pStyle w:val="BodyText"/>
+      </w:pPr>
+      <w:r>
+        <w:rPr>
+          <w:bCs/>
+          <w:b/>
+        </w:rPr>
+        <w:t xml:space="preserve">Tezkor checklist (Tashkilot tomoni):</w:t>
+      </w:r>
+      <w:r>
+        <w:t xml:space="preserve"> </w:t>
+      </w:r>
+      <w:r>
+        <w:t xml:space="preserve">- Yangi topshiriq: qabul qilish → reja → ijro izohi</w:t>
+      </w:r>
+      <w:r>
+        <w:t xml:space="preserve"> </w:t>
+      </w:r>
+      <w:r>
+        <w:t xml:space="preserve">- Jarayon: progress/hisobot → hujjat biriktirish →</w:t>
+      </w:r>
+      <w:r>
+        <w:t xml:space="preserve"> </w:t>
+      </w:r>
+      <w:r>
+        <w:t xml:space="preserve">“</w:t>
+      </w:r>
+      <w:r>
+        <w:t xml:space="preserve">bajarildi</w:t>
+      </w:r>
+      <w:r>
+        <w:t xml:space="preserve">”</w:t>
+      </w:r>
+      <w:r>
+        <w:t xml:space="preserve">ga yuborish</w:t>
+      </w:r>
+      <w:r>
+        <w:t xml:space="preserve"> </w:t>
+      </w:r>
+      <w:r>
+        <w:t xml:space="preserve">- Savol bo‘lsa: topshiriq ichidagi chat orqali aniqlashtirish</w:t>
+      </w:r>
+    </w:p>
+    <w:p>
+      <w:r>
+        <w:pict>
+          <v:rect style="width:0;height:1.5pt" o:hralign="center" o:hrstd="t" o:hr="t"/>
+        </w:pict>
+      </w:r>
+    </w:p>
+    <w:bookmarkEnd w:id="46"/>
+    <w:bookmarkEnd w:id="47"/>
+    <w:bookmarkStart w:id="51" w:name="X71751c880ea498c64f64f67da43c3514c88ca81"/>
+    <w:p>
+      <w:pPr>
+        <w:pStyle w:val="Heading2"/>
+      </w:pPr>
+      <w:r>
+        <w:t xml:space="preserve">8) Admin: tizim boshqaruvi (foydalanuvchi, tashkilot, bot)</w:t>
+      </w:r>
+    </w:p>
+    <w:p>
+      <w:pPr>
+        <w:pStyle w:val="FirstParagraph"/>
+      </w:pPr>
+      <w:r>
+        <w:t xml:space="preserve">Admin (texnik administrator) odatda:</w:t>
+      </w:r>
+      <w:r>
+        <w:t xml:space="preserve"> </w:t>
+      </w:r>
+      <w:r>
+        <w:t xml:space="preserve">- foydalanuvchilar va rollarni yaratadi,</w:t>
+      </w:r>
+      <w:r>
+        <w:t xml:space="preserve"> </w:t>
+      </w:r>
+      <w:r>
+        <w:t xml:space="preserve">- tashkilotlar strukturasini yuritadi,</w:t>
+      </w:r>
+      <w:r>
+        <w:t xml:space="preserve"> </w:t>
+      </w:r>
+      <w:r>
+        <w:t xml:space="preserve">- Telegram bot sozlamalarini boshqaradi,</w:t>
+      </w:r>
+      <w:r>
+        <w:t xml:space="preserve"> </w:t>
+      </w:r>
+      <w:r>
+        <w:t xml:space="preserve">- analitika va texnik monitoringni nazorat qiladi.</w:t>
+      </w:r>
+    </w:p>
+    <w:p>
+      <w:pPr>
+        <w:pStyle w:val="BodyText"/>
+      </w:pPr>
+      <w:r>
+        <w:rPr>
+          <w:bCs/>
+          <w:b/>
+        </w:rPr>
+        <w:t xml:space="preserve">Tezkor checklist (Admin):</w:t>
+      </w:r>
+      <w:r>
+        <w:t xml:space="preserve"> </w:t>
+      </w:r>
+      <w:r>
+        <w:t xml:space="preserve">- Foydalanuvchi/rol: yangi xodim → rol → tashkilot biriktirish</w:t>
+      </w:r>
+      <w:r>
+        <w:t xml:space="preserve"> </w:t>
+      </w:r>
+      <w:r>
+        <w:t xml:space="preserve">- Telegram bot: token/webhook → start/stop → stats monitoring</w:t>
+      </w:r>
+      <w:r>
+        <w:t xml:space="preserve"> </w:t>
+      </w:r>
+      <w:r>
+        <w:t xml:space="preserve">- Xavfsizlik: token va AI API key’larni faqat zarur odamlarga berish</w:t>
+      </w:r>
+    </w:p>
+    <w:bookmarkStart w:id="48" w:name="telegram-bot-boshqaruvi"/>
+    <w:p>
+      <w:pPr>
+        <w:pStyle w:val="Heading3"/>
+      </w:pPr>
+      <w:r>
+        <w:t xml:space="preserve">8.1) Telegram bot boshqaruvi</w:t>
+      </w:r>
+    </w:p>
+    <w:p>
+      <w:pPr>
+        <w:pStyle w:val="FirstParagraph"/>
+      </w:pPr>
+      <w:r>
+        <w:rPr>
+          <w:rStyle w:val="VerbatimChar"/>
+        </w:rPr>
+        <w:t xml:space="preserve">Telegram bot</w:t>
+      </w:r>
+      <w:r>
+        <w:t xml:space="preserve"> </w:t>
+      </w:r>
+      <w:r>
+        <w:t xml:space="preserve">bo‘limida:</w:t>
+      </w:r>
+      <w:r>
+        <w:t xml:space="preserve"> </w:t>
+      </w:r>
+      <w:r>
+        <w:t xml:space="preserve">- bot token/username, webhook URL,</w:t>
+      </w:r>
+      <w:r>
+        <w:t xml:space="preserve"> </w:t>
+      </w:r>
+      <w:r>
+        <w:t xml:space="preserve">- botni ishga tushirish/to‘xtatish,</w:t>
+      </w:r>
+      <w:r>
+        <w:t xml:space="preserve"> </w:t>
+      </w:r>
+      <w:r>
+        <w:t xml:space="preserve">- AI provider/model kalitlari,</w:t>
+      </w:r>
+      <w:r>
+        <w:t xml:space="preserve"> </w:t>
+      </w:r>
+      <w:r>
+        <w:t xml:space="preserve">- welcome/help/about matnlari,</w:t>
+      </w:r>
+      <w:r>
+        <w:t xml:space="preserve"> </w:t>
+      </w:r>
+      <w:r>
+        <w:t xml:space="preserve">- bot statistika (foydalanuvchi va murojaatlar soni)</w:t>
+      </w:r>
+      <w:r>
+        <w:t xml:space="preserve"> </w:t>
+      </w:r>
+      <w:r>
+        <w:t xml:space="preserve">sozlanadi.</w:t>
+      </w:r>
+    </w:p>
+    <w:bookmarkEnd w:id="48"/>
+    <w:bookmarkStart w:id="49" w:name="hududlar-regions"/>
+    <w:p>
+      <w:pPr>
+        <w:pStyle w:val="Heading3"/>
+      </w:pPr>
+      <w:r>
+        <w:t xml:space="preserve">8.2) Hududlar (regions)</w:t>
+      </w:r>
+    </w:p>
+    <w:p>
+      <w:pPr>
+        <w:pStyle w:val="FirstParagraph"/>
+      </w:pPr>
+      <w:r>
+        <w:rPr>
+          <w:rStyle w:val="VerbatimChar"/>
+        </w:rPr>
+        <w:t xml:space="preserve">Telegram bot → Hududlar</w:t>
+      </w:r>
+      <w:r>
+        <w:t xml:space="preserve"> </w:t>
+      </w:r>
+      <w:r>
+        <w:t xml:space="preserve">bo‘limida:</w:t>
+      </w:r>
+      <w:r>
+        <w:t xml:space="preserve"> </w:t>
+      </w:r>
+      <w:r>
+        <w:t xml:space="preserve">- hudud qo‘shish / tahrirlash / o‘chirish,</w:t>
+      </w:r>
+      <w:r>
+        <w:t xml:space="preserve"> </w:t>
+      </w:r>
+      <w:r>
+        <w:t xml:space="preserve">- tartib va aktivlikni boshqarish</w:t>
+      </w:r>
+      <w:r>
+        <w:t xml:space="preserve"> </w:t>
+      </w:r>
+      <w:r>
+        <w:t xml:space="preserve">amalga oshiriladi.</w:t>
+      </w:r>
+    </w:p>
+    <w:bookmarkEnd w:id="49"/>
+    <w:bookmarkStart w:id="50" w:name="telegram-foydalanuvchilar"/>
+    <w:p>
+      <w:pPr>
+        <w:pStyle w:val="Heading3"/>
+      </w:pPr>
+      <w:r>
+        <w:t xml:space="preserve">8.3) Telegram foydalanuvchilar</w:t>
+      </w:r>
+    </w:p>
+    <w:p>
+      <w:pPr>
+        <w:pStyle w:val="FirstParagraph"/>
+      </w:pPr>
+      <w:r>
+        <w:rPr>
+          <w:rStyle w:val="VerbatimChar"/>
+        </w:rPr>
+        <w:t xml:space="preserve">Telegram bot → Foydalanuvchilar</w:t>
+      </w:r>
+      <w:r>
+        <w:t xml:space="preserve"> </w:t>
+      </w:r>
+      <w:r>
+        <w:t xml:space="preserve">bo‘limida:</w:t>
+      </w:r>
+      <w:r>
+        <w:t xml:space="preserve"> </w:t>
+      </w:r>
+      <w:r>
+        <w:t xml:space="preserve">- qidirish va filtr,</w:t>
+      </w:r>
+      <w:r>
+        <w:t xml:space="preserve"> </w:t>
+      </w:r>
+      <w:r>
+        <w:t xml:space="preserve">- bloklash/blokdan chiqarish,</w:t>
+      </w:r>
+      <w:r>
+        <w:t xml:space="preserve"> </w:t>
+      </w:r>
+      <w:r>
+        <w:t xml:space="preserve">- alohida xabar yuborish yoki broadcast</w:t>
+      </w:r>
+      <w:r>
+        <w:t xml:space="preserve"> </w:t>
+      </w:r>
+      <w:r>
+        <w:t xml:space="preserve">imkoniyatlari mavjud (ruxsat bo‘lsa).</w:t>
+      </w:r>
+    </w:p>
+    <w:p>
+      <w:r>
+        <w:pict>
+          <v:rect style="width:0;height:1.5pt" o:hralign="center" o:hrstd="t" o:hr="t"/>
+        </w:pict>
+      </w:r>
+    </w:p>
+    <w:bookmarkEnd w:id="50"/>
+    <w:bookmarkEnd w:id="51"/>
+    <w:bookmarkStart w:id="55" w:name="Xbfa68e823748f76edf31e1c4295a89b5e81c7bc"/>
+    <w:p>
+      <w:pPr>
+        <w:pStyle w:val="Heading2"/>
+      </w:pPr>
+      <w:r>
+        <w:t xml:space="preserve">9) Qoidalar va standartlar (deadline, prioritet, hujjatlar)</w:t>
+      </w:r>
+    </w:p>
+    <w:bookmarkStart w:id="52" w:name="prioritet-tavsiya-etiladigan-muddat"/>
+    <w:p>
+      <w:pPr>
+        <w:pStyle w:val="Heading3"/>
+      </w:pPr>
+      <w:r>
+        <w:t xml:space="preserve">9.1) Prioritet → tavsiya etiladigan muddat</w:t>
+      </w:r>
+    </w:p>
+    <w:p>
+      <w:pPr>
+        <w:pStyle w:val="FirstParagraph"/>
+      </w:pPr>
+      <w:r>
+        <w:t xml:space="preserve">Amaliy qoida (default):</w:t>
+      </w:r>
+      <w:r>
+        <w:t xml:space="preserve"> </w:t>
+      </w:r>
+      <w:r>
+        <w:t xml:space="preserve">- Favqulodda: 1 kun</w:t>
+      </w:r>
+      <w:r>
+        <w:t xml:space="preserve"> </w:t>
+      </w:r>
+      <w:r>
+        <w:t xml:space="preserve">- Yuqori: 3 kun</w:t>
+      </w:r>
+      <w:r>
+        <w:t xml:space="preserve"> </w:t>
+      </w:r>
+      <w:r>
+        <w:t xml:space="preserve">- Oddiy: 5 kun</w:t>
+      </w:r>
+      <w:r>
+        <w:t xml:space="preserve"> </w:t>
+      </w:r>
+      <w:r>
+        <w:t xml:space="preserve">- Past: 7 kun</w:t>
+      </w:r>
+    </w:p>
+    <w:bookmarkEnd w:id="52"/>
+    <w:bookmarkStart w:id="53" w:name="tashkilot-tanlash-qoidasi"/>
+    <w:p>
+      <w:pPr>
+        <w:pStyle w:val="Heading3"/>
+      </w:pPr>
+      <w:r>
+        <w:t xml:space="preserve">9.2) Tashkilot tanlash qoidasi</w:t>
+      </w:r>
+    </w:p>
+    <w:p>
+      <w:pPr>
+        <w:pStyle w:val="FirstParagraph"/>
+      </w:pPr>
+      <w:r>
+        <w:t xml:space="preserve">Topshiriqni yaratishda</w:t>
+      </w:r>
+      <w:r>
+        <w:t xml:space="preserve"> </w:t>
+      </w:r>
+      <w:r>
+        <w:rPr>
+          <w:bCs/>
+          <w:b/>
+        </w:rPr>
+        <w:t xml:space="preserve">kamida 1 ta tashkilot</w:t>
+      </w:r>
+      <w:r>
+        <w:t xml:space="preserve"> </w:t>
+      </w:r>
+      <w:r>
+        <w:t xml:space="preserve">tanlanishi shart.</w:t>
+      </w:r>
+      <w:r>
+        <w:br/>
+      </w:r>
+      <w:r>
+        <w:t xml:space="preserve">AI orqali yaratilganda ham tashkilot topilmasa, qo‘lda tanlash kerak bo‘ladi.</w:t>
+      </w:r>
+    </w:p>
+    <w:bookmarkEnd w:id="53"/>
+    <w:bookmarkStart w:id="54" w:name="fayllar-va-xavfsizlik"/>
+    <w:p>
+      <w:pPr>
+        <w:pStyle w:val="Heading3"/>
+      </w:pPr>
+      <w:r>
+        <w:t xml:space="preserve">9.3) Fayllar va xavfsizlik</w:t>
+      </w:r>
+    </w:p>
+    <w:p>
+      <w:pPr>
+        <w:numPr>
+          <w:ilvl w:val="0"/>
+          <w:numId w:val="1006"/>
+        </w:numPr>
+        <w:pStyle w:val="Compact"/>
+      </w:pPr>
+      <w:r>
+        <w:t xml:space="preserve">Topshiriq/murojaatga biriktirilgan fayllarni faqat ish jarayoni uchun yuklang.</w:t>
+      </w:r>
+    </w:p>
+    <w:p>
+      <w:pPr>
+        <w:numPr>
+          <w:ilvl w:val="0"/>
+          <w:numId w:val="1006"/>
+        </w:numPr>
+        <w:pStyle w:val="Compact"/>
+      </w:pPr>
+      <w:r>
+        <w:t xml:space="preserve">Shaxsiy ma’lumotlarni (pasport/karteka) faqat zarurat bo‘lsa va reglamentga muvofiq yuboring.</w:t>
+      </w:r>
+    </w:p>
+    <w:p>
+      <w:r>
+        <w:pict>
+          <v:rect style="width:0;height:1.5pt" o:hralign="center" o:hrstd="t" o:hr="t"/>
+        </w:pict>
+      </w:r>
+    </w:p>
+    <w:bookmarkEnd w:id="54"/>
+    <w:bookmarkEnd w:id="55"/>
+    <w:bookmarkStart w:id="56" w:name="faq-va-troubleshooting"/>
+    <w:p>
+      <w:pPr>
+        <w:pStyle w:val="Heading2"/>
+      </w:pPr>
+      <w:r>
+        <w:t xml:space="preserve">10) FAQ va troubleshooting</w:t>
+      </w:r>
+    </w:p>
+    <w:p>
+      <w:pPr>
+        <w:pStyle w:val="FirstParagraph"/>
+      </w:pPr>
+      <w:r>
+        <w:rPr>
+          <w:bCs/>
+          <w:b/>
+        </w:rPr>
+        <w:t xml:space="preserve">1)</w:t>
+      </w:r>
+      <w:r>
+        <w:rPr>
+          <w:bCs/>
+          <w:b/>
+        </w:rPr>
+        <w:t xml:space="preserve"> </w:t>
+      </w:r>
+      <w:r>
+        <w:rPr>
+          <w:bCs/>
+          <w:b/>
+        </w:rPr>
+        <w:t xml:space="preserve">“</w:t>
+      </w:r>
+      <w:r>
+        <w:rPr>
+          <w:bCs/>
+          <w:b/>
+        </w:rPr>
+        <w:t xml:space="preserve">Tashkilot tanlanmagan</w:t>
+      </w:r>
+      <w:r>
+        <w:rPr>
+          <w:bCs/>
+          <w:b/>
+        </w:rPr>
+        <w:t xml:space="preserve">”</w:t>
+      </w:r>
+      <w:r>
+        <w:rPr>
+          <w:bCs/>
+          <w:b/>
+        </w:rPr>
+        <w:t xml:space="preserve"> </w:t>
+      </w:r>
+      <w:r>
+        <w:rPr>
+          <w:bCs/>
+          <w:b/>
+        </w:rPr>
+        <w:t xml:space="preserve">xatosi</w:t>
+      </w:r>
+      <w:r>
+        <w:br/>
+      </w:r>
+      <w:r>
+        <w:rPr>
+          <w:rStyle w:val="VerbatimChar"/>
+        </w:rPr>
         <w:t xml:space="preserve">Tashkilotlar</w:t>
       </w:r>
       <w:r>
         <w:t xml:space="preserve"> </w:t>
       </w:r>
       <w:r>
-        <w:t xml:space="preserve">qismida qidiruv orqali qo‘lda tanlang;</w:t>
-      </w:r>
-      <w:r>
-        <w:t xml:space="preserve"> </w:t>
-      </w:r>
-      <w:r>
-        <w:t xml:space="preserve">- bir xil/yaqin nomli tashkilotlar bo‘lsa, to‘g‘ri variantni tanlang.</w:t>
-      </w:r>
-    </w:p>
-    <w:bookmarkEnd w:id="24"/>
-    <w:bookmarkEnd w:id="25"/>
-    <w:bookmarkStart w:id="26" w:name="topshiriq-holatlari-va-umumiy-oqim"/>
-    <w:p>
-      <w:pPr>
-        <w:pStyle w:val="Heading2"/>
-      </w:pPr>
-      <w:r>
-        <w:t xml:space="preserve">5) Topshiriq holatlari va umumiy oqim</w:t>
-      </w:r>
-    </w:p>
-    <w:p>
-      <w:pPr>
-        <w:pStyle w:val="FirstParagraph"/>
-      </w:pPr>
-      <w:r>
-        <w:t xml:space="preserve">Tizimda topshiriq odatda quyidagi bosqichlar orqali yuradi:</w:t>
-      </w:r>
-      <w:r>
-        <w:t xml:space="preserve"> </w:t>
-      </w:r>
-      <w:r>
-        <w:t xml:space="preserve">1. Yaratildi → tashkilot(lar)ga biriktirildi</w:t>
-      </w:r>
-      <w:r>
-        <w:t xml:space="preserve"> </w:t>
-      </w:r>
-      <w:r>
-        <w:t xml:space="preserve">2. Ijro jarayoni (qabul qilish / bajarish)</w:t>
-      </w:r>
-      <w:r>
-        <w:t xml:space="preserve"> </w:t>
-      </w:r>
-      <w:r>
-        <w:t xml:space="preserve">3. Hisobot/ilova yuklash va</w:t>
+        <w:t xml:space="preserve">bo‘limidan kamida 1 ta tashkilot tanlang. AI topa olmasa, qidiruv orqali belgilang.</w:t>
+      </w:r>
+    </w:p>
+    <w:p>
+      <w:pPr>
+        <w:pStyle w:val="BodyText"/>
+      </w:pPr>
+      <w:r>
+        <w:rPr>
+          <w:bCs/>
+          <w:b/>
+        </w:rPr>
+        <w:t xml:space="preserve">2) Audio ishlamayapti</w:t>
+      </w:r>
+      <w:r>
+        <w:br/>
+      </w:r>
+      <w:r>
+        <w:t xml:space="preserve">Brauzerda mikrofon ruxsatini tekshiring; ruxsat berilmasa AI audio tahlil qilmaydi.</w:t>
+      </w:r>
+    </w:p>
+    <w:p>
+      <w:pPr>
+        <w:pStyle w:val="BodyText"/>
+      </w:pPr>
+      <w:r>
+        <w:rPr>
+          <w:bCs/>
+          <w:b/>
+        </w:rPr>
+        <w:t xml:space="preserve">3) AI buyruqni noto‘g‘ri tushundi</w:t>
+      </w:r>
+      <w:r>
+        <w:br/>
+      </w:r>
+      <w:r>
+        <w:t xml:space="preserve">So‘rovni qisqa va aniq qiling:</w:t>
       </w:r>
       <w:r>
         <w:t xml:space="preserve"> </w:t>
@@ -1260,29 +3654,13 @@
         <w:t xml:space="preserve">“</w:t>
       </w:r>
       <w:r>
-        <w:t xml:space="preserve">bajarildi</w:t>
+        <w:t xml:space="preserve">Tashkilot: X, Muddat: 3 kun, Vazifa: …</w:t>
       </w:r>
       <w:r>
         <w:t xml:space="preserve">”</w:t>
       </w:r>
       <w:r>
-        <w:t xml:space="preserve">ga yuborish</w:t>
-      </w:r>
-      <w:r>
-        <w:t xml:space="preserve"> </w:t>
-      </w:r>
-      <w:r>
-        <w:t xml:space="preserve">4. Yakuniy yopish (nazoratdan yechish) — faqat</w:t>
-      </w:r>
-      <w:r>
-        <w:t xml:space="preserve"> </w:t>
-      </w:r>
-      <w:r>
-        <w:rPr>
-          <w:bCs/>
-          <w:b/>
-        </w:rPr>
-        <w:t xml:space="preserve">Hokim</w:t>
+        <w:t xml:space="preserve">.</w:t>
       </w:r>
     </w:p>
     <w:p>
@@ -1290,332 +3668,58 @@
         <w:pStyle w:val="BodyText"/>
       </w:pPr>
       <w:r>
-        <w:t xml:space="preserve">Eslatma: tashkilot xodimlari yakuniy</w:t>
-      </w:r>
-      <w:r>
-        <w:t xml:space="preserve"> </w:t>
-      </w:r>
-      <w:r>
+        <w:rPr>
+          <w:bCs/>
+          <w:b/>
+        </w:rPr>
+        <w:t xml:space="preserve">4) Telegram botda jarayon</w:t>
+      </w:r>
+      <w:r>
+        <w:rPr>
+          <w:bCs/>
+          <w:b/>
+        </w:rPr>
+        <w:t xml:space="preserve"> </w:t>
+      </w:r>
+      <w:r>
+        <w:rPr>
+          <w:bCs/>
+          <w:b/>
+        </w:rPr>
         <w:t xml:space="preserve">“</w:t>
       </w:r>
       <w:r>
-        <w:t xml:space="preserve">nazoratdan yechish</w:t>
-      </w:r>
-      <w:r>
+        <w:rPr>
+          <w:bCs/>
+          <w:b/>
+        </w:rPr>
+        <w:t xml:space="preserve">qotib qoldi</w:t>
+      </w:r>
+      <w:r>
+        <w:rPr>
+          <w:bCs/>
+          <w:b/>
+        </w:rPr>
         <w:t xml:space="preserve">”</w:t>
       </w:r>
       <w:r>
-        <w:t xml:space="preserve">ni bajarmaydi, ular ijro va hisobot bosqichida ishlaydi.</w:t>
-      </w:r>
-    </w:p>
-    <w:bookmarkEnd w:id="26"/>
-    <w:bookmarkStart w:id="28" w:name="ai-yordamchi-chat"/>
-    <w:p>
-      <w:pPr>
-        <w:pStyle w:val="Heading2"/>
-      </w:pPr>
-      <w:r>
-        <w:t xml:space="preserve">6) AI yordamchi (Chat)</w:t>
-      </w:r>
-    </w:p>
-    <w:p>
-      <w:pPr>
-        <w:pStyle w:val="FirstParagraph"/>
-      </w:pPr>
+        <w:br/>
+      </w:r>
       <w:r>
         <w:rPr>
           <w:rStyle w:val="VerbatimChar"/>
         </w:rPr>
-        <w:t xml:space="preserve">AI yordamchi</w:t>
-      </w:r>
-      <w:r>
-        <w:t xml:space="preserve"> </w:t>
-      </w:r>
-      <w:r>
-        <w:t xml:space="preserve">bo‘limi (Hokim, Hokim yordamchisi, Admin):</w:t>
-      </w:r>
-      <w:r>
-        <w:t xml:space="preserve"> </w:t>
-      </w:r>
-      <w:r>
-        <w:t xml:space="preserve">- analitika bo‘yicha savol-javob,</w:t>
-      </w:r>
-      <w:r>
-        <w:t xml:space="preserve"> </w:t>
-      </w:r>
-      <w:r>
-        <w:t xml:space="preserve">- hisobot yaratish (agar backend’da yoqilgan bo‘lsa),</w:t>
-      </w:r>
-      <w:r>
-        <w:t xml:space="preserve"> </w:t>
-      </w:r>
-      <w:r>
-        <w:t xml:space="preserve">- topshiriq buyruqlarini aniqlash va tezkor yaratish (⚡ buyruqlar),</w:t>
-      </w:r>
-      <w:r>
-        <w:t xml:space="preserve"> </w:t>
-      </w:r>
-      <w:r>
-        <w:t xml:space="preserve">- tezkor izoh/yozma yordam olish</w:t>
-      </w:r>
-      <w:r>
-        <w:t xml:space="preserve"> </w:t>
-      </w:r>
-      <w:r>
-        <w:t xml:space="preserve">uchun ishlatiladi.</w:t>
-      </w:r>
-    </w:p>
-    <w:p>
-      <w:pPr>
-        <w:pStyle w:val="BodyText"/>
-      </w:pPr>
-      <w:r>
-        <w:t xml:space="preserve">Tavsiya:</w:t>
-      </w:r>
-      <w:r>
-        <w:t xml:space="preserve"> </w:t>
-      </w:r>
-      <w:r>
-        <w:t xml:space="preserve">- so‘rovni aniq yozing:</w:t>
-      </w:r>
-      <w:r>
-        <w:t xml:space="preserve"> </w:t>
-      </w:r>
-      <w:r>
-        <w:t xml:space="preserve">“</w:t>
-      </w:r>
-      <w:r>
-        <w:t xml:space="preserve">Qaysi sohada nechta topshiriq muddatidan o‘tgan?</w:t>
-      </w:r>
-      <w:r>
-        <w:t xml:space="preserve">”</w:t>
-      </w:r>
-      <w:r>
-        <w:t xml:space="preserve"> </w:t>
-      </w:r>
-      <w:r>
-        <w:t xml:space="preserve">kabi.</w:t>
-      </w:r>
-      <w:r>
-        <w:t xml:space="preserve"> </w:t>
-      </w:r>
-      <w:r>
-        <w:t xml:space="preserve">- tashkilot nomlari bo‘yicha so‘rovda 1–2 ta kalit so‘z yetarli.</w:t>
-      </w:r>
-    </w:p>
-    <w:bookmarkStart w:id="27" w:name="buyruqlarni-bosib-bajarish"/>
-    <w:p>
-      <w:pPr>
-        <w:pStyle w:val="Heading3"/>
-      </w:pPr>
-      <w:r>
-        <w:t xml:space="preserve">6.1) ⚡ Buyruqlarni</w:t>
-      </w:r>
-      <w:r>
-        <w:t xml:space="preserve"> </w:t>
-      </w:r>
-      <w:r>
-        <w:t xml:space="preserve">“</w:t>
-      </w:r>
-      <w:r>
-        <w:t xml:space="preserve">bosib</w:t>
-      </w:r>
-      <w:r>
-        <w:t xml:space="preserve">”</w:t>
-      </w:r>
-      <w:r>
-        <w:t xml:space="preserve"> </w:t>
-      </w:r>
-      <w:r>
-        <w:t xml:space="preserve">bajarish</w:t>
-      </w:r>
-    </w:p>
-    <w:p>
-      <w:pPr>
-        <w:pStyle w:val="FirstParagraph"/>
-      </w:pPr>
-      <w:r>
-        <w:t xml:space="preserve">AI ba’zi hollarda xabarning oxirida ⚡ buyruq bilan tasdiqlashni so‘raydi (masalan: topshiriq yaratish).</w:t>
-      </w:r>
-    </w:p>
-    <w:p>
-      <w:pPr>
-        <w:pStyle w:val="BodyText"/>
-      </w:pPr>
-      <w:r>
-        <w:t xml:space="preserve">Shunda chat ichida quyidagi tugmalar chiqadi:</w:t>
-      </w:r>
-      <w:r>
-        <w:t xml:space="preserve"> </w:t>
-      </w:r>
-      <w:r>
-        <w:t xml:space="preserve">-</w:t>
-      </w:r>
-      <w:r>
-        <w:t xml:space="preserve"> </w:t>
-      </w:r>
-      <w:r>
-        <w:rPr>
-          <w:bCs/>
-          <w:b/>
-        </w:rPr>
-        <w:t xml:space="preserve">Tasdiqlash</w:t>
-      </w:r>
-      <w:r>
-        <w:t xml:space="preserve"> </w:t>
-      </w:r>
-      <w:r>
-        <w:t xml:space="preserve">— buyruqni bajaradi (topshiriq yaratiladi).</w:t>
-      </w:r>
-      <w:r>
-        <w:t xml:space="preserve"> </w:t>
-      </w:r>
-      <w:r>
-        <w:t xml:space="preserve">-</w:t>
-      </w:r>
-      <w:r>
-        <w:t xml:space="preserve"> </w:t>
-      </w:r>
-      <w:r>
-        <w:rPr>
-          <w:bCs/>
-          <w:b/>
-        </w:rPr>
-        <w:t xml:space="preserve">Bekor qilish</w:t>
-      </w:r>
-      <w:r>
-        <w:t xml:space="preserve"> </w:t>
-      </w:r>
-      <w:r>
-        <w:t xml:space="preserve">— buyruqni bekor qiladi.</w:t>
-      </w:r>
-    </w:p>
-    <w:p>
-      <w:pPr>
-        <w:pStyle w:val="BodyText"/>
-      </w:pPr>
-      <w:r>
-        <w:t xml:space="preserve">Eslatma: agar AI tashkilotni avtomatik topa olmasa yoki juda umumiy nom aytilsa, tasdiqlashdan oldin tashkilot nomini aniqroq yozing.</w:t>
-      </w:r>
-    </w:p>
-    <w:bookmarkEnd w:id="27"/>
-    <w:bookmarkEnd w:id="28"/>
-    <w:bookmarkStart w:id="29" w:name="tez-tez-uchraydigan-muammolar-faq"/>
-    <w:p>
-      <w:pPr>
-        <w:pStyle w:val="Heading2"/>
-      </w:pPr>
-      <w:r>
-        <w:t xml:space="preserve">7) Tez-tez uchraydigan muammolar (FAQ)</w:t>
-      </w:r>
-    </w:p>
-    <w:p>
-      <w:pPr>
-        <w:pStyle w:val="FirstParagraph"/>
-      </w:pPr>
-      <w:r>
-        <w:rPr>
-          <w:bCs/>
-          <w:b/>
-        </w:rPr>
-        <w:t xml:space="preserve">1)</w:t>
-      </w:r>
-      <w:r>
-        <w:rPr>
-          <w:bCs/>
-          <w:b/>
-        </w:rPr>
-        <w:t xml:space="preserve"> </w:t>
-      </w:r>
-      <w:r>
-        <w:rPr>
-          <w:bCs/>
-          <w:b/>
-        </w:rPr>
-        <w:t xml:space="preserve">“</w:t>
-      </w:r>
-      <w:r>
-        <w:rPr>
-          <w:bCs/>
-          <w:b/>
-        </w:rPr>
-        <w:t xml:space="preserve">Tashkilot tanlanmagan</w:t>
-      </w:r>
-      <w:r>
-        <w:rPr>
-          <w:bCs/>
-          <w:b/>
-        </w:rPr>
-        <w:t xml:space="preserve">”</w:t>
-      </w:r>
-      <w:r>
-        <w:rPr>
-          <w:bCs/>
-          <w:b/>
-        </w:rPr>
-        <w:t xml:space="preserve"> </w:t>
-      </w:r>
-      <w:r>
-        <w:rPr>
-          <w:bCs/>
-          <w:b/>
-        </w:rPr>
-        <w:t xml:space="preserve">xatosi chiqadi</w:t>
-      </w:r>
-      <w:r>
-        <w:br/>
-      </w:r>
-      <w:r>
-        <w:rPr>
-          <w:rStyle w:val="VerbatimChar"/>
-        </w:rPr>
-        <w:t xml:space="preserve">Tashkilotlar</w:t>
-      </w:r>
-      <w:r>
-        <w:t xml:space="preserve"> </w:t>
-      </w:r>
-      <w:r>
-        <w:t xml:space="preserve">bo‘limidan kamida 1 ta tashkilot tanlang. AI topa olmagan bo‘lsa, qidiruv orqali qo‘lda belgilang.</w:t>
-      </w:r>
-    </w:p>
-    <w:p>
-      <w:pPr>
-        <w:pStyle w:val="BodyText"/>
-      </w:pPr>
-      <w:r>
-        <w:rPr>
-          <w:bCs/>
-          <w:b/>
-        </w:rPr>
-        <w:t xml:space="preserve">2) Audio ishlamayapti</w:t>
-      </w:r>
-      <w:r>
-        <w:br/>
-      </w:r>
-      <w:r>
-        <w:t xml:space="preserve">Brauzer mikrofon ruxsatini tekshiring. Mikrofon ruxsat berilmasa AI audio tahlil qilmaydi.</w:t>
-      </w:r>
-    </w:p>
-    <w:p>
-      <w:pPr>
-        <w:pStyle w:val="BodyText"/>
-      </w:pPr>
-      <w:r>
-        <w:rPr>
-          <w:bCs/>
-          <w:b/>
-        </w:rPr>
-        <w:t xml:space="preserve">3) Muddat noto‘g‘ri chiqdi</w:t>
-      </w:r>
-      <w:r>
-        <w:br/>
-      </w:r>
-      <w:r>
-        <w:t xml:space="preserve">Muhimlik darajasini tekshiring yoki muddatni qo‘lda o‘zgartiring.</w:t>
-      </w:r>
-    </w:p>
-    <w:bookmarkEnd w:id="29"/>
-    <w:bookmarkEnd w:id="30"/>
+        <w:t xml:space="preserve">/cancel</w:t>
+      </w:r>
+      <w:r>
+        <w:t xml:space="preserve"> </w:t>
+      </w:r>
+      <w:r>
+        <w:t xml:space="preserve">yuboring va qaytadan menyudan boshlang.</w:t>
+      </w:r>
+    </w:p>
+    <w:bookmarkEnd w:id="56"/>
+    <w:bookmarkEnd w:id="57"/>
     <w:sectPr/>
   </w:body>
 </w:document>
@@ -1877,6 +3981,91 @@
     <w:lvl w:ilvl="8">
       <w:numFmt w:val="bullet"/>
       <w:lvlText w:val="•"/>
+      <w:lvlJc w:val="left"/>
+      <w:pPr>
+        <w:ind w:left="6480" w:hanging="480"/>
+      </w:pPr>
+    </w:lvl>
+  </w:abstractNum>
+  <w:abstractNum w:abstractNumId="99421">
+    <w:nsid w:val="A99421"/>
+    <w:multiLevelType w:val="multilevel"/>
+    <w:lvl w:ilvl="0">
+      <w:start w:val="1"/>
+      <w:numFmt w:val="decimal"/>
+      <w:lvlText w:val="%1)"/>
+      <w:lvlJc w:val="left"/>
+      <w:pPr>
+        <w:ind w:left="720" w:hanging="480"/>
+      </w:pPr>
+    </w:lvl>
+    <w:lvl w:ilvl="1">
+      <w:start w:val="1"/>
+      <w:numFmt w:val="decimal"/>
+      <w:lvlText w:val="%2)"/>
+      <w:lvlJc w:val="left"/>
+      <w:pPr>
+        <w:ind w:left="1440" w:hanging="480"/>
+      </w:pPr>
+    </w:lvl>
+    <w:lvl w:ilvl="2">
+      <w:start w:val="1"/>
+      <w:numFmt w:val="decimal"/>
+      <w:lvlText w:val="%3)"/>
+      <w:lvlJc w:val="left"/>
+      <w:pPr>
+        <w:ind w:left="2160" w:hanging="480"/>
+      </w:pPr>
+    </w:lvl>
+    <w:lvl w:ilvl="3">
+      <w:start w:val="1"/>
+      <w:numFmt w:val="decimal"/>
+      <w:lvlText w:val="%4)"/>
+      <w:lvlJc w:val="left"/>
+      <w:pPr>
+        <w:ind w:left="2880" w:hanging="480"/>
+      </w:pPr>
+    </w:lvl>
+    <w:lvl w:ilvl="4">
+      <w:start w:val="1"/>
+      <w:numFmt w:val="decimal"/>
+      <w:lvlText w:val="%5)"/>
+      <w:lvlJc w:val="left"/>
+      <w:pPr>
+        <w:ind w:left="3600" w:hanging="480"/>
+      </w:pPr>
+    </w:lvl>
+    <w:lvl w:ilvl="5">
+      <w:start w:val="1"/>
+      <w:numFmt w:val="decimal"/>
+      <w:lvlText w:val="%6)"/>
+      <w:lvlJc w:val="left"/>
+      <w:pPr>
+        <w:ind w:left="4320" w:hanging="480"/>
+      </w:pPr>
+    </w:lvl>
+    <w:lvl w:ilvl="6">
+      <w:start w:val="1"/>
+      <w:numFmt w:val="decimal"/>
+      <w:lvlText w:val="%7)"/>
+      <w:lvlJc w:val="left"/>
+      <w:pPr>
+        <w:ind w:left="5040" w:hanging="480"/>
+      </w:pPr>
+    </w:lvl>
+    <w:lvl w:ilvl="7">
+      <w:start w:val="1"/>
+      <w:numFmt w:val="decimal"/>
+      <w:lvlText w:val="%8)"/>
+      <w:lvlJc w:val="left"/>
+      <w:pPr>
+        <w:ind w:left="5760" w:hanging="480"/>
+      </w:pPr>
+    </w:lvl>
+    <w:lvl w:ilvl="8">
+      <w:start w:val="1"/>
+      <w:numFmt w:val="decimal"/>
+      <w:lvlText w:val="%9)"/>
       <w:lvlJc w:val="left"/>
       <w:pPr>
         <w:ind w:left="6480" w:hanging="480"/>
@@ -1920,7 +4109,13 @@
     <w:abstractNumId w:val="991"/>
   </w:num>
   <w:num w:numId="1003">
-    <w:abstractNumId w:val="99411"/>
+    <w:abstractNumId w:val="991"/>
+  </w:num>
+  <w:num w:numId="1004">
+    <w:abstractNumId w:val="991"/>
+  </w:num>
+  <w:num w:numId="1005">
+    <w:abstractNumId w:val="99421"/>
     <w:lvlOverride w:ilvl="0">
       <w:startOverride w:val="1"/>
     </w:lvlOverride>
@@ -1949,7 +4144,7 @@
       <w:startOverride w:val="1"/>
     </w:lvlOverride>
   </w:num>
-  <w:num w:numId="1004">
+  <w:num w:numId="1006">
     <w:abstractNumId w:val="991"/>
   </w:num>
 </w:numbering>
